--- a/courts/ninth-circuit/hawaii/federal/bankruptcy-district/adversary-complaint/usage/OUTPUT-adversary-complaint.docx
+++ b/courts/ninth-circuit/hawaii/federal/bankruptcy-district/adversary-complaint/usage/OUTPUT-adversary-complaint.docx
@@ -4,197 +4,772 @@
   <w:body>
     <w:p>
       <w:pPr>
-        <w:pStyle w:val="Date"/>
-      </w:pPr>
-      <w:r>
-        <w:t xml:space="preserve">Honolulu, Hawai‘i, May 14, 2026.</w:t>
-      </w:r>
-    </w:p>
-    <w:p>
-      <w:pPr>
-        <w:pStyle w:val="CounselBlock"/>
-      </w:pPr>
-      <w:r>
-        <w:t xml:space="preserve">BOSKO PETRICEVIC, AAL, LLLC</w:t>
-      </w:r>
-    </w:p>
-    <w:p>
-      <w:pPr>
-        <w:pStyle w:val="CounselBlock"/>
-      </w:pPr>
-      <w:r>
-        <w:t xml:space="preserve">BOSKO PETRICEVIC</w:t>
-      </w:r>
-    </w:p>
-    <w:p>
-      <w:pPr>
-        <w:pStyle w:val="CounselBlock"/>
-      </w:pPr>
-      <w:r>
-        <w:t xml:space="preserve">P.O. Box 38</w:t>
-      </w:r>
-    </w:p>
-    <w:p>
-      <w:pPr>
-        <w:pStyle w:val="CounselBlock"/>
-      </w:pPr>
-      <w:r>
-        <w:t xml:space="preserve">Honolulu, Hawai‘i 96810</w:t>
-      </w:r>
-    </w:p>
-    <w:p>
-      <w:pPr>
-        <w:pStyle w:val="CounselBlock"/>
-      </w:pPr>
-      <w:r>
-        <w:t xml:space="preserve">Telephone: (402) 301-3716</w:t>
-      </w:r>
-    </w:p>
-    <w:p>
-      <w:pPr>
-        <w:pStyle w:val="CounselBlock"/>
-      </w:pPr>
-      <w:r>
-        <w:t xml:space="preserve">Email: boskolaw@gmail.com</w:t>
-      </w:r>
-    </w:p>
-    <w:p>
-      <w:pPr>
-        <w:pStyle w:val="CounselBlock"/>
-      </w:pPr>
-    </w:p>
-    <w:p>
-      <w:pPr>
-        <w:pStyle w:val="CounselBlock"/>
-      </w:pPr>
-      <w:r>
-        <w:t xml:space="preserve">KLEIN LAW GROUP, LLLC</w:t>
-      </w:r>
-    </w:p>
-    <w:p>
-      <w:pPr>
-        <w:pStyle w:val="CounselBlock"/>
-      </w:pPr>
-      <w:r>
-        <w:t xml:space="preserve">ROBERT G. KLEIN</w:t>
-      </w:r>
-    </w:p>
-    <w:p>
-      <w:pPr>
-        <w:pStyle w:val="CounselBlock"/>
-      </w:pPr>
-      <w:r>
-        <w:t xml:space="preserve">KURT W. KLEIN</w:t>
-      </w:r>
-    </w:p>
-    <w:p>
-      <w:pPr>
-        <w:pStyle w:val="CounselBlock"/>
-      </w:pPr>
-      <w:r>
-        <w:t xml:space="preserve">DAVID A. ROBYAK</w:t>
-      </w:r>
-    </w:p>
-    <w:p>
-      <w:pPr>
-        <w:pStyle w:val="CounselBlock"/>
-      </w:pPr>
-      <w:r>
-        <w:t xml:space="preserve">JAMES M. YUDA</w:t>
-      </w:r>
-    </w:p>
-    <w:p>
-      <w:pPr>
-        <w:pStyle w:val="CounselBlock"/>
-      </w:pPr>
-      <w:r>
-        <w:t xml:space="preserve">JASON W. JUTZ</w:t>
-      </w:r>
-    </w:p>
-    <w:p>
-      <w:pPr>
-        <w:pStyle w:val="CounselBlock"/>
-      </w:pPr>
-      <w:r>
-        <w:t xml:space="preserve">American Savings Bank Tower</w:t>
-      </w:r>
-    </w:p>
-    <w:p>
-      <w:pPr>
-        <w:pStyle w:val="CounselBlock"/>
-      </w:pPr>
-      <w:r>
-        <w:t xml:space="preserve">1001 Bishop Street, Suite 2788</w:t>
-      </w:r>
-    </w:p>
-    <w:p>
-      <w:pPr>
-        <w:pStyle w:val="CounselBlock"/>
-      </w:pPr>
-      <w:r>
-        <w:t xml:space="preserve">Honolulu, Hawai‘i 96813</w:t>
-      </w:r>
-    </w:p>
-    <w:p>
-      <w:pPr>
-        <w:pStyle w:val="CounselBlock"/>
-      </w:pPr>
-      <w:r>
-        <w:t xml:space="preserve">Telephone: (808) 591-8822</w:t>
-      </w:r>
-    </w:p>
-    <w:p>
-      <w:pPr>
-        <w:pStyle w:val="CounselBlock"/>
-      </w:pPr>
-      <w:r>
-        <w:t xml:space="preserve">Email: rgk@kleinlg.com, kwk@kleinlg.com, dar@kleinlg.com, jmy@kleinlg.com, jwj@kleinlg.com</w:t>
-      </w:r>
-    </w:p>
-    <w:p>
-      <w:pPr>
-        <w:pStyle w:val="CounselBlock"/>
+        <w:spacing w:before="0" w:after="0" w:line="276" w:lineRule="exact"/>
+        <w:ind w:left="0" w:firstLine="0"/>
+        <w:jc w:val="left"/>
+      </w:pPr>
+      <w:r>
+        <w:t xml:space="preserve">BOSKO</w:t>
+      </w:r>
+      <w:r>
+        <w:t xml:space="preserve"> </w:t>
+      </w:r>
+      <w:r>
+        <w:t xml:space="preserve">PETRICEVIC,</w:t>
+      </w:r>
+      <w:r>
+        <w:t xml:space="preserve"> </w:t>
+      </w:r>
+      <w:r>
+        <w:t xml:space="preserve">AAL,</w:t>
+      </w:r>
+      <w:r>
+        <w:t xml:space="preserve"> </w:t>
+      </w:r>
+      <w:r>
+        <w:t xml:space="preserve">LLLC</w:t>
+      </w:r>
+    </w:p>
+    <w:p>
+      <w:pPr>
+        <w:spacing w:before="0" w:after="0" w:line="276" w:lineRule="exact"/>
+        <w:ind w:left="0" w:firstLine="0"/>
+        <w:jc w:val="left"/>
+      </w:pPr>
+      <w:r>
+        <w:t xml:space="preserve">BOSKO</w:t>
+      </w:r>
+      <w:r>
+        <w:t xml:space="preserve"> </w:t>
+      </w:r>
+      <w:r>
+        <w:t xml:space="preserve">PETRICEVIC</w:t>
+      </w:r>
+    </w:p>
+    <w:p>
+      <w:pPr>
+        <w:spacing w:before="0" w:after="0" w:line="276" w:lineRule="exact"/>
+        <w:ind w:left="0" w:firstLine="0"/>
+        <w:jc w:val="left"/>
+      </w:pPr>
+      <w:r>
+        <w:t xml:space="preserve">P.O.</w:t>
+      </w:r>
+      <w:r>
+        <w:t xml:space="preserve"> </w:t>
+      </w:r>
+      <w:r>
+        <w:t xml:space="preserve">Box</w:t>
+      </w:r>
+      <w:r>
+        <w:t xml:space="preserve"> </w:t>
+      </w:r>
+      <w:r>
+        <w:t xml:space="preserve">38</w:t>
+      </w:r>
+    </w:p>
+    <w:p>
+      <w:pPr>
+        <w:spacing w:before="0" w:after="0" w:line="276" w:lineRule="exact"/>
+        <w:ind w:left="0" w:firstLine="0"/>
+        <w:jc w:val="left"/>
+      </w:pPr>
+      <w:r>
+        <w:t xml:space="preserve">Honolulu,</w:t>
+      </w:r>
+      <w:r>
+        <w:t xml:space="preserve"> </w:t>
+      </w:r>
+      <w:r>
+        <w:t xml:space="preserve">Hawai‘i</w:t>
+      </w:r>
+      <w:r>
+        <w:t xml:space="preserve"> </w:t>
+      </w:r>
+      <w:r>
+        <w:t xml:space="preserve">96810</w:t>
+      </w:r>
+    </w:p>
+    <w:p>
+      <w:pPr>
+        <w:spacing w:before="0" w:after="0" w:line="276" w:lineRule="exact"/>
+        <w:ind w:left="0" w:firstLine="0"/>
+        <w:jc w:val="left"/>
+      </w:pPr>
+      <w:r>
+        <w:t xml:space="preserve">Telephone:</w:t>
+      </w:r>
+      <w:r>
+        <w:t xml:space="preserve"> </w:t>
+      </w:r>
+      <w:r>
+        <w:t xml:space="preserve">(402)</w:t>
+      </w:r>
+      <w:r>
+        <w:t xml:space="preserve"> </w:t>
+      </w:r>
+      <w:r>
+        <w:t xml:space="preserve">301</w:t>
+        <w:noBreakHyphen/>
+        <w:t xml:space="preserve">3716</w:t>
+      </w:r>
+    </w:p>
+    <w:p>
+      <w:pPr>
+        <w:spacing w:before="0" w:after="0" w:line="276" w:lineRule="exact"/>
+        <w:ind w:left="0" w:firstLine="0"/>
+        <w:jc w:val="left"/>
+      </w:pPr>
+      <w:r>
+        <w:t xml:space="preserve">Email:</w:t>
+      </w:r>
+      <w:r>
+        <w:t xml:space="preserve"> </w:t>
+      </w:r>
+      <w:r>
+        <w:t xml:space="preserve">boskolaw@gmail.com</w:t>
+      </w:r>
+    </w:p>
+    <w:p>
+      <w:pPr>
+        <w:spacing w:before="0" w:after="0" w:line="276" w:lineRule="exact"/>
+        <w:ind w:left="0" w:firstLine="0"/>
+        <w:jc w:val="left"/>
+      </w:pPr>
+    </w:p>
+    <w:p>
+      <w:pPr>
+        <w:spacing w:before="0" w:after="0" w:line="276" w:lineRule="exact"/>
+        <w:ind w:left="0" w:firstLine="0"/>
+        <w:jc w:val="left"/>
+      </w:pPr>
+      <w:r>
+        <w:t xml:space="preserve">KLEIN</w:t>
+      </w:r>
+      <w:r>
+        <w:t xml:space="preserve"> </w:t>
+      </w:r>
+      <w:r>
+        <w:t xml:space="preserve">LAW</w:t>
+      </w:r>
+      <w:r>
+        <w:t xml:space="preserve"> </w:t>
+      </w:r>
+      <w:r>
+        <w:t xml:space="preserve">GROUP,</w:t>
+      </w:r>
+      <w:r>
+        <w:t xml:space="preserve"> </w:t>
+      </w:r>
+      <w:r>
+        <w:t xml:space="preserve">LLLC</w:t>
+      </w:r>
+    </w:p>
+    <w:p>
+      <w:pPr>
+        <w:spacing w:before="0" w:after="0" w:line="276" w:lineRule="exact"/>
+        <w:ind w:left="0" w:firstLine="0"/>
+        <w:jc w:val="left"/>
+      </w:pPr>
+      <w:r>
+        <w:t xml:space="preserve">ROBERT</w:t>
+      </w:r>
+      <w:r>
+        <w:t xml:space="preserve"> </w:t>
+      </w:r>
+      <w:r>
+        <w:t xml:space="preserve">G.</w:t>
+      </w:r>
+      <w:r>
+        <w:t xml:space="preserve"> </w:t>
+      </w:r>
+      <w:r>
+        <w:t xml:space="preserve">KLEIN</w:t>
+      </w:r>
+    </w:p>
+    <w:p>
+      <w:pPr>
+        <w:spacing w:before="0" w:after="0" w:line="276" w:lineRule="exact"/>
+        <w:ind w:left="0" w:firstLine="0"/>
+        <w:jc w:val="left"/>
+      </w:pPr>
+      <w:r>
+        <w:t xml:space="preserve">KURT</w:t>
+      </w:r>
+      <w:r>
+        <w:t xml:space="preserve"> </w:t>
+      </w:r>
+      <w:r>
+        <w:t xml:space="preserve">W.</w:t>
+      </w:r>
+      <w:r>
+        <w:t xml:space="preserve"> </w:t>
+      </w:r>
+      <w:r>
+        <w:t xml:space="preserve">KLEIN</w:t>
+      </w:r>
+    </w:p>
+    <w:p>
+      <w:pPr>
+        <w:spacing w:before="0" w:after="0" w:line="276" w:lineRule="exact"/>
+        <w:ind w:left="0" w:firstLine="0"/>
+        <w:jc w:val="left"/>
+      </w:pPr>
+      <w:r>
+        <w:t xml:space="preserve">DAVID</w:t>
+      </w:r>
+      <w:r>
+        <w:t xml:space="preserve"> </w:t>
+      </w:r>
+      <w:r>
+        <w:t xml:space="preserve">A.</w:t>
+      </w:r>
+      <w:r>
+        <w:t xml:space="preserve"> </w:t>
+      </w:r>
+      <w:r>
+        <w:t xml:space="preserve">ROBYAK</w:t>
+      </w:r>
+    </w:p>
+    <w:p>
+      <w:pPr>
+        <w:spacing w:before="0" w:after="0" w:line="276" w:lineRule="exact"/>
+        <w:ind w:left="0" w:firstLine="0"/>
+        <w:jc w:val="left"/>
+      </w:pPr>
+      <w:r>
+        <w:t xml:space="preserve">JAMES</w:t>
+      </w:r>
+      <w:r>
+        <w:t xml:space="preserve"> </w:t>
+      </w:r>
+      <w:r>
+        <w:t xml:space="preserve">M.</w:t>
+      </w:r>
+      <w:r>
+        <w:t xml:space="preserve"> </w:t>
+      </w:r>
+      <w:r>
+        <w:t xml:space="preserve">YUDA</w:t>
+      </w:r>
+    </w:p>
+    <w:p>
+      <w:pPr>
+        <w:spacing w:before="0" w:after="0" w:line="276" w:lineRule="exact"/>
+        <w:ind w:left="0" w:firstLine="0"/>
+        <w:jc w:val="left"/>
+      </w:pPr>
+      <w:r>
+        <w:t xml:space="preserve">JASON</w:t>
+      </w:r>
+      <w:r>
+        <w:t xml:space="preserve"> </w:t>
+      </w:r>
+      <w:r>
+        <w:t xml:space="preserve">W.</w:t>
+      </w:r>
+      <w:r>
+        <w:t xml:space="preserve"> </w:t>
+      </w:r>
+      <w:r>
+        <w:t xml:space="preserve">JUTZ</w:t>
+      </w:r>
+    </w:p>
+    <w:p>
+      <w:pPr>
+        <w:spacing w:before="0" w:after="0" w:line="276" w:lineRule="exact"/>
+        <w:ind w:left="0" w:firstLine="0"/>
+        <w:jc w:val="left"/>
+      </w:pPr>
+      <w:r>
+        <w:t xml:space="preserve">American</w:t>
+      </w:r>
+      <w:r>
+        <w:t xml:space="preserve"> </w:t>
+      </w:r>
+      <w:r>
+        <w:t xml:space="preserve">Savings</w:t>
+      </w:r>
+      <w:r>
+        <w:t xml:space="preserve"> </w:t>
+      </w:r>
+      <w:r>
+        <w:t xml:space="preserve">Bank</w:t>
+      </w:r>
+      <w:r>
+        <w:t xml:space="preserve"> </w:t>
+      </w:r>
+      <w:r>
+        <w:t xml:space="preserve">Tower</w:t>
+      </w:r>
+    </w:p>
+    <w:p>
+      <w:pPr>
+        <w:spacing w:before="0" w:after="0" w:line="276" w:lineRule="exact"/>
+        <w:ind w:left="0" w:firstLine="0"/>
+        <w:jc w:val="left"/>
+      </w:pPr>
+      <w:r>
+        <w:t xml:space="preserve">1001</w:t>
+      </w:r>
+      <w:r>
+        <w:t xml:space="preserve"> </w:t>
+      </w:r>
+      <w:r>
+        <w:t xml:space="preserve">Bishop</w:t>
+      </w:r>
+      <w:r>
+        <w:t xml:space="preserve"> </w:t>
+      </w:r>
+      <w:r>
+        <w:t xml:space="preserve">Street,</w:t>
+      </w:r>
+      <w:r>
+        <w:t xml:space="preserve"> </w:t>
+      </w:r>
+      <w:r>
+        <w:t xml:space="preserve">Suite</w:t>
+      </w:r>
+      <w:r>
+        <w:t xml:space="preserve"> </w:t>
+      </w:r>
+      <w:r>
+        <w:t xml:space="preserve">2788</w:t>
+      </w:r>
+    </w:p>
+    <w:p>
+      <w:pPr>
+        <w:spacing w:before="0" w:after="0" w:line="276" w:lineRule="exact"/>
+        <w:ind w:left="0" w:firstLine="0"/>
+        <w:jc w:val="left"/>
+      </w:pPr>
+      <w:r>
+        <w:t xml:space="preserve">Honolulu,</w:t>
+      </w:r>
+      <w:r>
+        <w:t xml:space="preserve"> </w:t>
+      </w:r>
+      <w:r>
+        <w:t xml:space="preserve">Hawai‘i</w:t>
+      </w:r>
+      <w:r>
+        <w:t xml:space="preserve"> </w:t>
+      </w:r>
+      <w:r>
+        <w:t xml:space="preserve">96813</w:t>
+      </w:r>
+    </w:p>
+    <w:p>
+      <w:pPr>
+        <w:spacing w:before="0" w:after="0" w:line="276" w:lineRule="exact"/>
+        <w:ind w:left="0" w:firstLine="0"/>
+        <w:jc w:val="left"/>
+      </w:pPr>
+      <w:r>
+        <w:t xml:space="preserve">Telephone:</w:t>
+      </w:r>
+      <w:r>
+        <w:t xml:space="preserve"> </w:t>
+      </w:r>
+      <w:r>
+        <w:t xml:space="preserve">(808)</w:t>
+      </w:r>
+      <w:r>
+        <w:t xml:space="preserve"> </w:t>
+      </w:r>
+      <w:r>
+        <w:t xml:space="preserve">591</w:t>
+        <w:noBreakHyphen/>
+        <w:t xml:space="preserve">8822</w:t>
+      </w:r>
+    </w:p>
+    <w:p>
+      <w:pPr>
+        <w:spacing w:before="0" w:after="0" w:line="276" w:lineRule="exact"/>
+        <w:ind w:left="0" w:firstLine="0"/>
+        <w:jc w:val="left"/>
+      </w:pPr>
+      <w:r>
+        <w:t xml:space="preserve">Email:</w:t>
+      </w:r>
+      <w:r>
+        <w:t xml:space="preserve"> </w:t>
+      </w:r>
+      <w:r>
+        <w:t xml:space="preserve">rgk@kleinlg.com,</w:t>
+      </w:r>
+      <w:r>
+        <w:t xml:space="preserve"> </w:t>
+      </w:r>
+      <w:r>
+        <w:t xml:space="preserve">kwk@kleinlg.com,</w:t>
+      </w:r>
+      <w:r>
+        <w:t xml:space="preserve"> </w:t>
+      </w:r>
+      <w:r>
+        <w:t xml:space="preserve">dar@kleinlg.com,</w:t>
+      </w:r>
+      <w:r>
+        <w:t xml:space="preserve"> </w:t>
+      </w:r>
+      <w:r>
+        <w:t xml:space="preserve">jmy@kleinlg.com,</w:t>
+      </w:r>
+      <w:r>
+        <w:t xml:space="preserve"> </w:t>
+      </w:r>
+      <w:r>
+        <w:t xml:space="preserve">jwj@kleinlg.com</w:t>
+      </w:r>
+    </w:p>
+    <w:p>
+      <w:pPr>
+        <w:spacing w:before="0" w:after="0" w:line="276" w:lineRule="exact"/>
+        <w:ind w:left="0" w:firstLine="0"/>
+        <w:jc w:val="left"/>
       </w:pPr>
       <w:r>
         <w:rPr>
           <w:i/>
           <w:iCs/>
         </w:rPr>
-        <w:t xml:space="preserve">Attorneys for Plaintiff HAWAII BREWERY DEVELOPMENT CO., INC., Debtor and Debtor in Possession</w:t>
-      </w:r>
-    </w:p>
-    <w:p>
-      <w:pPr>
-        <w:pStyle w:val="CourtTitle"/>
-      </w:pPr>
-      <w:r>
-        <w:t xml:space="preserve">IN THE UNITED STATES BANKRUPTCY COURT</w:t>
-      </w:r>
-    </w:p>
-    <w:p>
-      <w:pPr>
-        <w:pStyle w:val="CourtTitle"/>
-      </w:pPr>
-      <w:r>
-        <w:t xml:space="preserve">FOR THE DISTRICT OF HAWAII</w:t>
+        <w:t xml:space="preserve">Attorneys</w:t>
+      </w:r>
+      <w:r>
+        <w:rPr>
+          <w:i/>
+          <w:iCs/>
+        </w:rPr>
+        <w:t xml:space="preserve"> </w:t>
+      </w:r>
+      <w:r>
+        <w:rPr>
+          <w:i/>
+          <w:iCs/>
+        </w:rPr>
+        <w:t xml:space="preserve">for</w:t>
+      </w:r>
+      <w:r>
+        <w:rPr>
+          <w:i/>
+          <w:iCs/>
+        </w:rPr>
+        <w:t xml:space="preserve"> </w:t>
+      </w:r>
+      <w:r>
+        <w:rPr>
+          <w:i/>
+          <w:iCs/>
+        </w:rPr>
+        <w:t xml:space="preserve">Plaintiff</w:t>
+      </w:r>
+      <w:r>
+        <w:rPr>
+          <w:i/>
+          <w:iCs/>
+        </w:rPr>
+        <w:t xml:space="preserve"> </w:t>
+      </w:r>
+      <w:r>
+        <w:rPr>
+          <w:i/>
+          <w:iCs/>
+        </w:rPr>
+        <w:t xml:space="preserve">HAWAII</w:t>
+      </w:r>
+      <w:r>
+        <w:rPr>
+          <w:i/>
+          <w:iCs/>
+        </w:rPr>
+        <w:t xml:space="preserve"> </w:t>
+      </w:r>
+      <w:r>
+        <w:rPr>
+          <w:i/>
+          <w:iCs/>
+        </w:rPr>
+        <w:t xml:space="preserve">BREWERY</w:t>
+      </w:r>
+      <w:r>
+        <w:rPr>
+          <w:i/>
+          <w:iCs/>
+        </w:rPr>
+        <w:t xml:space="preserve"> </w:t>
+      </w:r>
+      <w:r>
+        <w:rPr>
+          <w:i/>
+          <w:iCs/>
+        </w:rPr>
+        <w:t xml:space="preserve">DEVELOPMENT</w:t>
+      </w:r>
+      <w:r>
+        <w:rPr>
+          <w:i/>
+          <w:iCs/>
+        </w:rPr>
+        <w:t xml:space="preserve"> </w:t>
+      </w:r>
+      <w:r>
+        <w:rPr>
+          <w:i/>
+          <w:iCs/>
+        </w:rPr>
+        <w:t xml:space="preserve">CO.,</w:t>
+      </w:r>
+      <w:r>
+        <w:rPr>
+          <w:i/>
+          <w:iCs/>
+        </w:rPr>
+        <w:t xml:space="preserve"> </w:t>
+      </w:r>
+      <w:r>
+        <w:rPr>
+          <w:i/>
+          <w:iCs/>
+        </w:rPr>
+        <w:t xml:space="preserve">INC.,</w:t>
+      </w:r>
+      <w:r>
+        <w:rPr>
+          <w:i/>
+          <w:iCs/>
+        </w:rPr>
+        <w:t xml:space="preserve"> </w:t>
+      </w:r>
+      <w:r>
+        <w:rPr>
+          <w:i/>
+          <w:iCs/>
+        </w:rPr>
+        <w:t xml:space="preserve">Debtor</w:t>
+      </w:r>
+      <w:r>
+        <w:rPr>
+          <w:i/>
+          <w:iCs/>
+        </w:rPr>
+        <w:t xml:space="preserve"> </w:t>
+      </w:r>
+      <w:r>
+        <w:rPr>
+          <w:i/>
+          <w:iCs/>
+        </w:rPr>
+        <w:t xml:space="preserve">and</w:t>
+      </w:r>
+      <w:r>
+        <w:rPr>
+          <w:i/>
+          <w:iCs/>
+        </w:rPr>
+        <w:t xml:space="preserve"> </w:t>
+      </w:r>
+      <w:r>
+        <w:rPr>
+          <w:i/>
+          <w:iCs/>
+        </w:rPr>
+        <w:t xml:space="preserve">Debtor</w:t>
+      </w:r>
+      <w:r>
+        <w:rPr>
+          <w:i/>
+          <w:iCs/>
+        </w:rPr>
+        <w:t xml:space="preserve"> </w:t>
+      </w:r>
+      <w:r>
+        <w:rPr>
+          <w:i/>
+          <w:iCs/>
+        </w:rPr>
+        <w:t xml:space="preserve">in</w:t>
+      </w:r>
+      <w:r>
+        <w:rPr>
+          <w:i/>
+          <w:iCs/>
+        </w:rPr>
+        <w:t xml:space="preserve"> </w:t>
+      </w:r>
+      <w:r>
+        <w:rPr>
+          <w:i/>
+          <w:iCs/>
+        </w:rPr>
+        <w:t xml:space="preserve">Possession</w:t>
+      </w:r>
+    </w:p>
+    <w:p>
+      <w:pPr>
+        <w:spacing w:before="276" w:after="0" w:line="276" w:lineRule="exact"/>
+        <w:ind w:left="0" w:firstLine="0"/>
+        <w:jc w:val="center"/>
+      </w:pPr>
+      <w:r>
+        <w:rPr>
+          <w:b/>
+          <w:bCs/>
+        </w:rPr>
+        <w:t xml:space="preserve">IN</w:t>
+      </w:r>
+      <w:r>
+        <w:rPr>
+          <w:b/>
+          <w:bCs/>
+        </w:rPr>
+        <w:t xml:space="preserve"> </w:t>
+      </w:r>
+      <w:r>
+        <w:rPr>
+          <w:b/>
+          <w:bCs/>
+        </w:rPr>
+        <w:t xml:space="preserve">THE</w:t>
+      </w:r>
+      <w:r>
+        <w:rPr>
+          <w:b/>
+          <w:bCs/>
+        </w:rPr>
+        <w:t xml:space="preserve"> </w:t>
+      </w:r>
+      <w:r>
+        <w:rPr>
+          <w:b/>
+          <w:bCs/>
+        </w:rPr>
+        <w:t xml:space="preserve">UNITED</w:t>
+      </w:r>
+      <w:r>
+        <w:rPr>
+          <w:b/>
+          <w:bCs/>
+        </w:rPr>
+        <w:t xml:space="preserve"> </w:t>
+      </w:r>
+      <w:r>
+        <w:rPr>
+          <w:b/>
+          <w:bCs/>
+        </w:rPr>
+        <w:t xml:space="preserve">STATES</w:t>
+      </w:r>
+      <w:r>
+        <w:rPr>
+          <w:b/>
+          <w:bCs/>
+        </w:rPr>
+        <w:t xml:space="preserve"> </w:t>
+      </w:r>
+      <w:r>
+        <w:rPr>
+          <w:b/>
+          <w:bCs/>
+        </w:rPr>
+        <w:t xml:space="preserve">BANKRUPTCY</w:t>
+      </w:r>
+      <w:r>
+        <w:rPr>
+          <w:b/>
+          <w:bCs/>
+        </w:rPr>
+        <w:t xml:space="preserve"> </w:t>
+      </w:r>
+      <w:r>
+        <w:rPr>
+          <w:b/>
+          <w:bCs/>
+        </w:rPr>
+        <w:t xml:space="preserve">COURT</w:t>
+      </w:r>
+    </w:p>
+    <w:p>
+      <w:pPr>
+        <w:spacing w:before="0" w:after="276" w:line="276" w:lineRule="exact"/>
+        <w:ind w:left="0" w:firstLine="0"/>
+        <w:jc w:val="center"/>
+      </w:pPr>
+      <w:r>
+        <w:rPr>
+          <w:b/>
+          <w:bCs/>
+        </w:rPr>
+        <w:t xml:space="preserve">FOR</w:t>
+      </w:r>
+      <w:r>
+        <w:rPr>
+          <w:b/>
+          <w:bCs/>
+        </w:rPr>
+        <w:t xml:space="preserve"> </w:t>
+      </w:r>
+      <w:r>
+        <w:rPr>
+          <w:b/>
+          <w:bCs/>
+        </w:rPr>
+        <w:t xml:space="preserve">THE</w:t>
+      </w:r>
+      <w:r>
+        <w:rPr>
+          <w:b/>
+          <w:bCs/>
+        </w:rPr>
+        <w:t xml:space="preserve"> </w:t>
+      </w:r>
+      <w:r>
+        <w:rPr>
+          <w:b/>
+          <w:bCs/>
+        </w:rPr>
+        <w:t xml:space="preserve">DISTRICT</w:t>
+      </w:r>
+      <w:r>
+        <w:rPr>
+          <w:b/>
+          <w:bCs/>
+        </w:rPr>
+        <w:t xml:space="preserve"> </w:t>
+      </w:r>
+      <w:r>
+        <w:rPr>
+          <w:b/>
+          <w:bCs/>
+        </w:rPr>
+        <w:t xml:space="preserve">OF</w:t>
+      </w:r>
+      <w:r>
+        <w:rPr>
+          <w:b/>
+          <w:bCs/>
+        </w:rPr>
+        <w:t xml:space="preserve"> </w:t>
+      </w:r>
+      <w:r>
+        <w:rPr>
+          <w:b/>
+          <w:bCs/>
+        </w:rPr>
+        <w:t xml:space="preserve">HAWAII</w:t>
       </w:r>
     </w:p>
     <w:tbl>
       <w:tblPr>
         <w:tblW w:w="9360" w:type="dxa"/>
-        <w:tblBorders>
-          <w:top w:val="nil"/>
-          <w:left w:val="nil"/>
-          <w:bottom w:val="nil"/>
-          <w:right w:val="nil"/>
-          <w:insideH w:val="nil"/>
-          <w:insideV w:val="nil"/>
-        </w:tblBorders>
         <w:tblLayout w:type="fixed"/>
         <w:tblCellMar>
+          <w:top w:w="0" w:type="dxa"/>
           <w:left w:w="0" w:type="dxa"/>
+          <w:bottom w:w="0" w:type="dxa"/>
           <w:right w:w="0" w:type="dxa"/>
         </w:tblCellMar>
+        <w:tblLook w:val="0000" w:firstRow="0" w:lastRow="0" w:firstColumn="0" w:lastColumn="0" w:noHBand="0" w:noVBand="0"/>
       </w:tblPr>
       <w:tblGrid>
         <w:gridCol w:w="4680"/>
@@ -216,39 +791,123 @@
           </w:tcPr>
           <w:p>
             <w:pPr>
-              <w:pStyle w:val="CaptionText"/>
+              <w:spacing w:before="0" w:after="0" w:line="276" w:lineRule="exact"/>
+              <w:ind w:left="0" w:firstLine="0"/>
+              <w:jc w:val="left"/>
             </w:pPr>
             <w:r>
-              <w:t xml:space="preserve">In re:</w:t>
+              <w:t xml:space="preserve">In</w:t>
+            </w:r>
+            <w:r>
+              <w:t xml:space="preserve"> </w:t>
+            </w:r>
+            <w:r>
+              <w:t xml:space="preserve">re:</w:t>
             </w:r>
           </w:p>
           <w:p>
             <w:pPr>
-              <w:pStyle w:val="CaptionText"/>
+              <w:spacing w:before="0" w:after="0" w:line="276" w:lineRule="exact"/>
+              <w:ind w:left="0" w:firstLine="0"/>
+              <w:jc w:val="left"/>
             </w:pPr>
             <w:r>
-              <w:t xml:space="preserve">CASE NO. 26-00311 (RJF)</w:t>
+              <w:t xml:space="preserve">CASE</w:t>
+            </w:r>
+            <w:r>
+              <w:t xml:space="preserve"> </w:t>
+            </w:r>
+            <w:r>
+              <w:t xml:space="preserve">NO.</w:t>
+            </w:r>
+            <w:r>
+              <w:t xml:space="preserve"> </w:t>
+            </w:r>
+            <w:r>
+              <w:t xml:space="preserve">26</w:t>
+              <w:noBreakHyphen/>
+              <w:t xml:space="preserve">00311</w:t>
+            </w:r>
+            <w:r>
+              <w:t xml:space="preserve"> </w:t>
+            </w:r>
+            <w:r>
+              <w:t xml:space="preserve">(RJF)</w:t>
             </w:r>
           </w:p>
           <w:p>
             <w:pPr>
-              <w:pStyle w:val="CaptionText"/>
+              <w:spacing w:before="0" w:after="0" w:line="276" w:lineRule="exact"/>
+              <w:ind w:left="0" w:firstLine="0"/>
+              <w:jc w:val="left"/>
             </w:pPr>
             <w:r>
-              <w:t xml:space="preserve">(Chapter 11 – Subchapter V)</w:t>
+              <w:t xml:space="preserve">(Chapter</w:t>
+            </w:r>
+            <w:r>
+              <w:t xml:space="preserve"> </w:t>
+            </w:r>
+            <w:r>
+              <w:t xml:space="preserve">11</w:t>
+            </w:r>
+            <w:r>
+              <w:t xml:space="preserve"> </w:t>
+            </w:r>
+            <w:r>
+              <w:t xml:space="preserve">–</w:t>
+            </w:r>
+            <w:r>
+              <w:t xml:space="preserve"> </w:t>
+            </w:r>
+            <w:r>
+              <w:t xml:space="preserve">Subchapter</w:t>
+            </w:r>
+            <w:r>
+              <w:t xml:space="preserve"> </w:t>
+            </w:r>
+            <w:r>
+              <w:t xml:space="preserve">V)</w:t>
             </w:r>
           </w:p>
           <w:p>
             <w:pPr>
-              <w:pStyle w:val="CaptionText"/>
+              <w:spacing w:before="0" w:after="0" w:line="276" w:lineRule="exact"/>
+              <w:ind w:left="0" w:firstLine="0"/>
+              <w:jc w:val="left"/>
             </w:pPr>
             <w:r>
-              <w:t xml:space="preserve">HAWAII BREWERY DEVELOPMENT CO., INC.,</w:t>
+              <w:t xml:space="preserve">HAWAII</w:t>
+            </w:r>
+            <w:r>
+              <w:t xml:space="preserve"> </w:t>
+            </w:r>
+            <w:r>
+              <w:t xml:space="preserve">BREWERY</w:t>
+            </w:r>
+            <w:r>
+              <w:t xml:space="preserve"> </w:t>
+            </w:r>
+            <w:r>
+              <w:t xml:space="preserve">DEVELOPMENT</w:t>
+            </w:r>
+            <w:r>
+              <w:t xml:space="preserve"> </w:t>
+            </w:r>
+            <w:r>
+              <w:t xml:space="preserve">CO.,</w:t>
+            </w:r>
+            <w:r>
+              <w:t xml:space="preserve"> </w:t>
+            </w:r>
+            <w:r>
+              <w:t xml:space="preserve">INC.,</w:t>
             </w:r>
           </w:p>
           <w:p>
             <w:pPr>
-              <w:pStyle w:val="CaptionText"/>
+              <w:spacing w:before="0" w:after="0" w:line="276" w:lineRule="exact"/>
+              <w:ind w:left="0" w:firstLine="0"/>
+              <w:jc w:val="left"/>
             </w:pPr>
             <w:r>
               <w:t xml:space="preserve">Debtor.</w:t>
@@ -256,21 +915,50 @@
           </w:p>
           <w:p>
             <w:pPr>
-              <w:pStyle w:val="CaptionText"/>
+              <w:spacing w:before="0" w:after="0" w:line="276" w:lineRule="exact"/>
+              <w:ind w:left="0" w:firstLine="0"/>
+              <w:jc w:val="left"/>
             </w:pPr>
           </w:p>
           <w:p>
             <w:pPr>
-              <w:pStyle w:val="CaptionText"/>
+              <w:spacing w:before="0" w:after="0" w:line="276" w:lineRule="exact"/>
+              <w:ind w:left="0" w:firstLine="0"/>
+              <w:jc w:val="left"/>
             </w:pPr>
             <w:r>
-              <w:t xml:space="preserve">HAWAII BREWERY DEVELOPMENT CO., INC.,</w:t>
+              <w:t xml:space="preserve">HAWAII</w:t>
+            </w:r>
+            <w:r>
+              <w:t xml:space="preserve"> </w:t>
+            </w:r>
+            <w:r>
+              <w:t xml:space="preserve">BREWERY</w:t>
+            </w:r>
+            <w:r>
+              <w:t xml:space="preserve"> </w:t>
+            </w:r>
+            <w:r>
+              <w:t xml:space="preserve">DEVELOPMENT</w:t>
+            </w:r>
+            <w:r>
+              <w:t xml:space="preserve"> </w:t>
+            </w:r>
+            <w:r>
+              <w:t xml:space="preserve">CO.,</w:t>
+            </w:r>
+            <w:r>
+              <w:t xml:space="preserve"> </w:t>
+            </w:r>
+            <w:r>
+              <w:t xml:space="preserve">INC.,</w:t>
             </w:r>
           </w:p>
           <w:p>
             <w:pPr>
-              <w:pStyle w:val="CaptionText"/>
-              <w:ind w:left="2592" w:right="288"/>
+              <w:spacing w:before="0" w:after="240" w:line="276" w:lineRule="exact"/>
+              <w:ind w:left="2592" w:firstLine="0"/>
+              <w:jc w:val="left"/>
             </w:pPr>
             <w:r>
               <w:t xml:space="preserve">Plaintiff,</w:t>
@@ -286,23 +974,44 @@
           </w:tcPr>
           <w:p>
             <w:pPr>
-              <w:pStyle w:val="CaptionText"/>
-              <w:ind w:left="288"/>
+              <w:spacing w:before="0" w:after="0" w:line="276" w:lineRule="exact"/>
+              <w:ind w:left="0" w:firstLine="0"/>
+              <w:jc w:val="left"/>
             </w:pPr>
             <w:r>
-              <w:t xml:space="preserve">Adversary No. 26- _______</w:t>
+              <w:t xml:space="preserve">Adversary</w:t>
+            </w:r>
+            <w:r>
+              <w:t xml:space="preserve"> </w:t>
+            </w:r>
+            <w:r>
+              <w:t xml:space="preserve">No.</w:t>
+            </w:r>
+            <w:r>
+              <w:t xml:space="preserve"> </w:t>
+            </w:r>
+            <w:r>
+              <w:t xml:space="preserve">26-</w:t>
+            </w:r>
+            <w:r>
+              <w:t xml:space="preserve"> </w:t>
+            </w:r>
+            <w:r>
+              <w:t xml:space="preserve">_______</w:t>
             </w:r>
           </w:p>
           <w:p>
             <w:pPr>
-              <w:pStyle w:val="CaptionText"/>
-              <w:ind w:left="288"/>
+              <w:spacing w:before="0" w:after="0" w:line="276" w:lineRule="exact"/>
+              <w:ind w:left="0" w:firstLine="0"/>
+              <w:jc w:val="left"/>
             </w:pPr>
           </w:p>
           <w:p>
             <w:pPr>
-              <w:pStyle w:val="CaptionText"/>
-              <w:ind w:left="288"/>
+              <w:spacing w:before="0" w:after="0" w:line="276" w:lineRule="exact"/>
+              <w:ind w:left="0" w:firstLine="0"/>
+              <w:jc w:val="left"/>
             </w:pPr>
             <w:r>
               <w:rPr>
@@ -331,7 +1040,8 @@
           </w:tcPr>
           <w:p>
             <w:pPr>
-              <w:pStyle w:val="CaptionText"/>
+              <w:spacing w:before="0" w:after="0" w:line="276" w:lineRule="exact"/>
+              <w:ind w:left="0" w:firstLine="0"/>
               <w:jc w:val="center"/>
             </w:pPr>
             <w:r>
@@ -340,21 +1050,188 @@
           </w:p>
           <w:p>
             <w:pPr>
-              <w:pStyle w:val="CaptionText"/>
+              <w:spacing w:before="0" w:after="0" w:line="276" w:lineRule="exact"/>
+              <w:ind w:left="0" w:firstLine="0"/>
+              <w:jc w:val="left"/>
             </w:pPr>
           </w:p>
           <w:p>
             <w:pPr>
-              <w:pStyle w:val="CaptionText"/>
+              <w:spacing w:before="0" w:after="0" w:line="276" w:lineRule="exact"/>
+              <w:ind w:left="0" w:firstLine="0"/>
+              <w:jc w:val="left"/>
             </w:pPr>
             <w:r>
-              <w:t xml:space="preserve">HAWAIIAN SPRINGS, LLC, a Delaware limited liability company dba HAWAIIAN SPRINGS WATER; LEONITE FUND I, LP, and ROBERT L. STEVENS, solely in his capacity as an alleged Receiver,</w:t>
+              <w:t xml:space="preserve">HAWAIIAN</w:t>
+            </w:r>
+            <w:r>
+              <w:t xml:space="preserve"> </w:t>
+            </w:r>
+            <w:r>
+              <w:t xml:space="preserve">SPRINGS,</w:t>
+            </w:r>
+            <w:r>
+              <w:t xml:space="preserve"> </w:t>
+            </w:r>
+            <w:r>
+              <w:t xml:space="preserve">LLC,</w:t>
+            </w:r>
+            <w:r>
+              <w:t xml:space="preserve"> </w:t>
+            </w:r>
+            <w:r>
+              <w:t xml:space="preserve">a</w:t>
+            </w:r>
+            <w:r>
+              <w:t xml:space="preserve"> </w:t>
+            </w:r>
+            <w:r>
+              <w:t xml:space="preserve">Delaware</w:t>
+            </w:r>
+            <w:r>
+              <w:t xml:space="preserve"> </w:t>
+            </w:r>
+            <w:r>
+              <w:t xml:space="preserve">limited</w:t>
+            </w:r>
+            <w:r>
+              <w:t xml:space="preserve"> </w:t>
+            </w:r>
+            <w:r>
+              <w:t xml:space="preserve">liability</w:t>
+            </w:r>
+            <w:r>
+              <w:t xml:space="preserve"> </w:t>
+            </w:r>
+            <w:r>
+              <w:t xml:space="preserve">company</w:t>
+            </w:r>
+            <w:r>
+              <w:t xml:space="preserve"> </w:t>
+            </w:r>
+            <w:r>
+              <w:t xml:space="preserve">dba</w:t>
+            </w:r>
+            <w:r>
+              <w:t xml:space="preserve"> </w:t>
+            </w:r>
+            <w:r>
+              <w:t xml:space="preserve">HAWAIIAN</w:t>
+            </w:r>
+            <w:r>
+              <w:t xml:space="preserve"> </w:t>
+            </w:r>
+            <w:r>
+              <w:t xml:space="preserve">SPRINGS</w:t>
+            </w:r>
+            <w:r>
+              <w:t xml:space="preserve"> </w:t>
+            </w:r>
+            <w:r>
+              <w:t xml:space="preserve">WATER;</w:t>
+            </w:r>
+            <w:r>
+              <w:t xml:space="preserve"> </w:t>
+            </w:r>
+            <w:r>
+              <w:t xml:space="preserve">LEONITE</w:t>
+            </w:r>
+            <w:r>
+              <w:t xml:space="preserve"> </w:t>
+            </w:r>
+            <w:r>
+              <w:t xml:space="preserve">FUND</w:t>
+            </w:r>
+            <w:r>
+              <w:t xml:space="preserve"> </w:t>
+            </w:r>
+            <w:r>
+              <w:t xml:space="preserve">I,</w:t>
+            </w:r>
+            <w:r>
+              <w:t xml:space="preserve"> </w:t>
+            </w:r>
+            <w:r>
+              <w:t xml:space="preserve">LP,</w:t>
+            </w:r>
+            <w:r>
+              <w:t xml:space="preserve"> </w:t>
+            </w:r>
+            <w:r>
+              <w:t xml:space="preserve">and</w:t>
+            </w:r>
+            <w:r>
+              <w:t xml:space="preserve"> </w:t>
+            </w:r>
+            <w:r>
+              <w:t xml:space="preserve">ROBERT</w:t>
+            </w:r>
+            <w:r>
+              <w:t xml:space="preserve"> </w:t>
+            </w:r>
+            <w:r>
+              <w:t xml:space="preserve">L.</w:t>
+            </w:r>
+            <w:r>
+              <w:t xml:space="preserve"> </w:t>
+            </w:r>
+            <w:r>
+              <w:t xml:space="preserve">STEVENS,</w:t>
+            </w:r>
+            <w:r>
+              <w:t xml:space="preserve"> </w:t>
+            </w:r>
+            <w:r>
+              <w:t xml:space="preserve">solely</w:t>
+            </w:r>
+            <w:r>
+              <w:t xml:space="preserve"> </w:t>
+            </w:r>
+            <w:r>
+              <w:t xml:space="preserve">in</w:t>
+            </w:r>
+            <w:r>
+              <w:t xml:space="preserve"> </w:t>
+            </w:r>
+            <w:r>
+              <w:t xml:space="preserve">his</w:t>
+            </w:r>
+            <w:r>
+              <w:t xml:space="preserve"> </w:t>
+            </w:r>
+            <w:r>
+              <w:t xml:space="preserve">capacity</w:t>
+            </w:r>
+            <w:r>
+              <w:t xml:space="preserve"> </w:t>
+            </w:r>
+            <w:r>
+              <w:t xml:space="preserve">as</w:t>
+            </w:r>
+            <w:r>
+              <w:t xml:space="preserve"> </w:t>
+            </w:r>
+            <w:r>
+              <w:t xml:space="preserve">an</w:t>
+            </w:r>
+            <w:r>
+              <w:t xml:space="preserve"> </w:t>
+            </w:r>
+            <w:r>
+              <w:t xml:space="preserve">alleged</w:t>
+            </w:r>
+            <w:r>
+              <w:t xml:space="preserve"> </w:t>
+            </w:r>
+            <w:r>
+              <w:t xml:space="preserve">Receiver,</w:t>
             </w:r>
           </w:p>
           <w:p>
             <w:pPr>
-              <w:pStyle w:val="CaptionText"/>
-              <w:ind w:left="2592" w:right="288"/>
+              <w:spacing w:before="0" w:after="240" w:line="276" w:lineRule="exact"/>
+              <w:ind w:left="2592" w:firstLine="0"/>
+              <w:jc w:val="left"/>
             </w:pPr>
             <w:r>
               <w:t xml:space="preserve">Defendants.</w:t>
@@ -370,7 +1247,9 @@
           </w:tcPr>
           <w:p>
             <w:pPr>
-              <w:pStyle w:val="CaptionText"/>
+              <w:spacing w:before="0" w:after="0" w:line="276" w:lineRule="exact"/>
+              <w:ind w:left="0" w:firstLine="0"/>
+              <w:jc w:val="left"/>
             </w:pPr>
           </w:p>
         </w:tc>
@@ -378,9 +1257,15 @@
     </w:tbl>
     <w:p>
       <w:pPr>
-        <w:pStyle w:val="CourtTitle"/>
-      </w:pPr>
-      <w:r>
+        <w:spacing w:before="276" w:after="276" w:line="276" w:lineRule="exact"/>
+        <w:ind w:left="0" w:firstLine="0"/>
+        <w:jc w:val="center"/>
+      </w:pPr>
+      <w:r>
+        <w:rPr>
+          <w:b/>
+          <w:bCs/>
+        </w:rPr>
         <w:t xml:space="preserve">COMPLAINT</w:t>
       </w:r>
     </w:p>
@@ -394,49 +1279,140 @@
     </w:p>
     <w:p>
       <w:pPr>
-        <w:numPr>
-          <w:ilvl w:val="0"/>
-          <w:numId w:val="1001"/>
-        </w:numPr>
-      </w:pPr>
-      <w:r>
-        <w:t xml:space="preserve">the Lease (as defined below) has been breached and was or should be terminated; and</w:t>
-      </w:r>
-    </w:p>
-    <w:p>
-      <w:pPr>
-        <w:numPr>
-          <w:ilvl w:val="0"/>
-          <w:numId w:val="1001"/>
-        </w:numPr>
-      </w:pPr>
-      <w:r>
-        <w:t xml:space="preserve">none of Defendant HAWAIIAN SPRINGS, LLC (“HSW”), LEONITE FUND I, LP, (“Leonite”) or ROBERT L. STEVENS (the “Receiver”) solely in his capacity as an alleged Receiver, has any rights under the Lease (as defined below).</w:t>
-      </w:r>
-    </w:p>
-    <w:p>
-      <w:pPr>
-        <w:pStyle w:val="FirstParagraph"/>
+        <w:pStyle w:val="BodyText"/>
+      </w:pPr>
+      <w:r>
+        <w:t xml:space="preserve">(a) the Lease (as defined below) has been breached and was or should be terminated; and</w:t>
+      </w:r>
+    </w:p>
+    <w:p>
+      <w:pPr>
+        <w:pStyle w:val="BodyText"/>
+      </w:pPr>
+      <w:r>
+        <w:t xml:space="preserve">(b) none of Defendant HAWAIIAN SPRINGS, LLC (“HSW”), LEONITE FUND I, LP, (“Leonite”) or ROBERT L. STEVENS (the “Receiver”) solely in his capacity as an alleged Receiver, has any rights under the Lease (as defined below).</w:t>
+      </w:r>
+    </w:p>
+    <w:p>
+      <w:pPr>
+        <w:pStyle w:val="BodyText"/>
       </w:pPr>
       <w:r>
         <w:t xml:space="preserve">Plaintiff hereby alleges and avers as follows against HSW, Leonite, and the Receiver (collectively, “Defendants”):</w:t>
       </w:r>
     </w:p>
-    <w:bookmarkStart w:id="21" w:name="parties-property-lease"/>
     <w:p>
       <w:pPr>
         <w:pStyle w:val="Heading2"/>
-      </w:pPr>
-      <w:r>
-        <w:t xml:space="preserve">PARTIES &amp; PROPERTY &amp; LEASE</w:t>
-      </w:r>
-    </w:p>
-    <w:p>
-      <w:pPr>
-        <w:pStyle w:val="FirstParagraph"/>
-      </w:pPr>
-      <w:r>
-        <w:t xml:space="preserve">1. HBDC is and was a domestic profit corporation organized and existing under the laws of the State of Hawai‘i and the owner of that certain real estate parcel comprising approximately seven (7) acres of land located at 16-305 Volcano Road, Keaau, Island and County of Hawai‘i, State of Hawai‘i, further identified as Tax Map Key (“TMK”) No. (3) 1-6-141-001 (the “Property”).</w:t>
+        <w:keepNext/>
+        <w:keepLines/>
+        <w:spacing w:before="0" w:after="0" w:line="552" w:lineRule="exact"/>
+        <w:ind w:left="0" w:firstLine="0"/>
+        <w:jc w:val="center"/>
+      </w:pPr>
+      <w:r>
+        <w:rPr>
+          <w:b/>
+          <w:bCs/>
+          <w:caps w:val="0"/>
+        </w:rPr>
+        <w:t xml:space="preserve">PARTIES</w:t>
+      </w:r>
+      <w:r>
+        <w:rPr>
+          <w:b/>
+          <w:bCs/>
+          <w:caps w:val="0"/>
+        </w:rPr>
+        <w:t xml:space="preserve"> </w:t>
+      </w:r>
+      <w:r>
+        <w:rPr>
+          <w:b/>
+          <w:bCs/>
+          <w:caps w:val="0"/>
+        </w:rPr>
+        <w:t xml:space="preserve">&amp;</w:t>
+      </w:r>
+      <w:r>
+        <w:rPr>
+          <w:b/>
+          <w:bCs/>
+          <w:caps w:val="0"/>
+        </w:rPr>
+        <w:t xml:space="preserve"> </w:t>
+      </w:r>
+      <w:r>
+        <w:rPr>
+          <w:b/>
+          <w:bCs/>
+          <w:caps w:val="0"/>
+        </w:rPr>
+        <w:t xml:space="preserve">PROPERTY</w:t>
+      </w:r>
+      <w:r>
+        <w:rPr>
+          <w:b/>
+          <w:bCs/>
+          <w:caps w:val="0"/>
+        </w:rPr>
+        <w:t xml:space="preserve"> </w:t>
+      </w:r>
+      <w:r>
+        <w:rPr>
+          <w:b/>
+          <w:bCs/>
+          <w:caps w:val="0"/>
+        </w:rPr>
+        <w:t xml:space="preserve">&amp;</w:t>
+      </w:r>
+      <w:r>
+        <w:rPr>
+          <w:b/>
+          <w:bCs/>
+          <w:caps w:val="0"/>
+        </w:rPr>
+        <w:t xml:space="preserve"> </w:t>
+      </w:r>
+      <w:r>
+        <w:rPr>
+          <w:b/>
+          <w:bCs/>
+          <w:caps w:val="0"/>
+        </w:rPr>
+        <w:t xml:space="preserve">LEASE</w:t>
+      </w:r>
+    </w:p>
+    <w:p>
+      <w:pPr>
+        <w:pStyle w:val="BodyText"/>
+      </w:pPr>
+      <w:r>
+        <w:t xml:space="preserve">1. HBDC is and was a domestic profit corporation organized and existing under the laws of the State of Hawai‘i and the owner of that certain real estate parcel comprising approximately seven (7) acres of land located at 16</w:t>
+      </w:r>
+      <w:r>
+        <w:noBreakHyphen/>
+      </w:r>
+      <w:r>
+        <w:t xml:space="preserve">305 Volcano Road, Keaau, Island and County of Hawai‘i, State of Hawai‘i, further identified as Tax Map Key (“TMK”) No. (3) 1</w:t>
+      </w:r>
+      <w:r>
+        <w:noBreakHyphen/>
+      </w:r>
+      <w:r>
+        <w:t xml:space="preserve">6</w:t>
+      </w:r>
+      <w:r>
+        <w:noBreakHyphen/>
+      </w:r>
+      <w:r>
+        <w:t xml:space="preserve">141</w:t>
+      </w:r>
+      <w:r>
+        <w:noBreakHyphen/>
+      </w:r>
+      <w:r>
+        <w:t xml:space="preserve">001 (the “Property”).</w:t>
       </w:r>
     </w:p>
     <w:p>
@@ -468,7 +1444,7 @@
         <w:pStyle w:val="BodyText"/>
       </w:pPr>
       <w:r>
-        <w:t xml:space="preserve">5. On or about June 1, 2001, HBDC, as landlord, entered into the Lease with Hawaiian Natural Water Company, Inc. as lessee.</w:t>
+        <w:t xml:space="preserve">5. On or about June 1, 2001, HBDC, as landlord, entered into the Lease with Hawaiian Natural Water Company, Inc. as lessee.</w:t>
       </w:r>
     </w:p>
     <w:p>
@@ -481,7 +1457,7 @@
     </w:p>
     <w:p>
       <w:pPr>
-        <w:pStyle w:val="BodyText"/>
+        <w:pStyle w:val="BodyTextNote"/>
       </w:pPr>
       <w:r>
         <w:t xml:space="preserve">7. HBDC is also the legal owner of the Premises</w:t>
@@ -490,7 +1466,7 @@
         <w:rPr>
           <w:rStyle w:val="FootnoteReference"/>
         </w:rPr>
-        <w:footnoteReference w:id="20"/>
+        <w:footnoteReference w:id="9"/>
       </w:r>
       <w:r>
         <w:t xml:space="preserve">, as defined in the Lease, a copy of which, including various amendments, is attached to this Complaint as Exhibit “A”.</w:t>
@@ -512,22 +1488,68 @@
         <w:t xml:space="preserve">9. Upon information and belief, the Receiver was appointed as a receiver of the property of HSW at the request of Leonite and claims that he has an interest in, or right to control or sell, the Lease.</w:t>
       </w:r>
     </w:p>
-    <w:bookmarkEnd w:id="21"/>
-    <w:bookmarkStart w:id="22" w:name="jurisdiction-and-venue"/>
     <w:p>
       <w:pPr>
         <w:pStyle w:val="Heading2"/>
-      </w:pPr>
-      <w:r>
-        <w:t xml:space="preserve">JURISDICTION AND VENUE</w:t>
-      </w:r>
-    </w:p>
-    <w:p>
-      <w:pPr>
-        <w:pStyle w:val="FirstParagraph"/>
-      </w:pPr>
-      <w:r>
-        <w:t xml:space="preserve">10. On April 16, 2026 (the “Petition Date”), HBDC filed a voluntary petition under Subchapter V of Chapter 11 of the Bankruptcy Code, commencing a bankruptcy case before the United States Bankruptcy Court for the District of Hawaii (the “Bankruptcy Court”), designated as Case No. 26-00311.</w:t>
+        <w:keepNext/>
+        <w:keepLines/>
+        <w:spacing w:before="0" w:after="0" w:line="552" w:lineRule="exact"/>
+        <w:ind w:left="0" w:firstLine="0"/>
+        <w:jc w:val="center"/>
+      </w:pPr>
+      <w:r>
+        <w:rPr>
+          <w:b/>
+          <w:bCs/>
+          <w:caps w:val="0"/>
+        </w:rPr>
+        <w:t xml:space="preserve">JURISDICTION</w:t>
+      </w:r>
+      <w:r>
+        <w:rPr>
+          <w:b/>
+          <w:bCs/>
+          <w:caps w:val="0"/>
+        </w:rPr>
+        <w:t xml:space="preserve"> </w:t>
+      </w:r>
+      <w:r>
+        <w:rPr>
+          <w:b/>
+          <w:bCs/>
+          <w:caps w:val="0"/>
+        </w:rPr>
+        <w:t xml:space="preserve">AND</w:t>
+      </w:r>
+      <w:r>
+        <w:rPr>
+          <w:b/>
+          <w:bCs/>
+          <w:caps w:val="0"/>
+        </w:rPr>
+        <w:t xml:space="preserve"> </w:t>
+      </w:r>
+      <w:r>
+        <w:rPr>
+          <w:b/>
+          <w:bCs/>
+          <w:caps w:val="0"/>
+        </w:rPr>
+        <w:t xml:space="preserve">VENUE</w:t>
+      </w:r>
+    </w:p>
+    <w:p>
+      <w:pPr>
+        <w:pStyle w:val="BodyText"/>
+      </w:pPr>
+      <w:r>
+        <w:t xml:space="preserve">10. On April 16, 2026 (the “Petition Date”), HBDC filed a voluntary petition under Subchapter V of Chapter 11 of the Bankruptcy Code, commencing a bankruptcy case before the United States Bankruptcy Court for the District of Hawaii (the “Bankruptcy Court”), designated as Case No. 26</w:t>
+      </w:r>
+      <w:r>
+        <w:noBreakHyphen/>
+      </w:r>
+      <w:r>
+        <w:t xml:space="preserve">00311.</w:t>
       </w:r>
     </w:p>
     <w:p>
@@ -543,23 +1565,23 @@
         <w:pStyle w:val="BodyText"/>
       </w:pPr>
       <w:r>
-        <w:t xml:space="preserve">12. HBDC, as debtor in possession, has all the rights, powers, and duties specified in 11 U.S.C. § 1107 of a trustee serving in a case under chapter 11 of the Bankruptcy Code.</w:t>
-      </w:r>
-    </w:p>
-    <w:p>
-      <w:pPr>
-        <w:pStyle w:val="BodyText"/>
-      </w:pPr>
-      <w:r>
-        <w:t xml:space="preserve">13. This Court has jurisdiction over this matter pursuant to 28 U.S.C. §§ 157 and 1334.</w:t>
-      </w:r>
-    </w:p>
-    <w:p>
-      <w:pPr>
-        <w:pStyle w:val="BodyText"/>
-      </w:pPr>
-      <w:r>
-        <w:t xml:space="preserve">14. HBDC’s claims make this a core proceeding pursuant to 28 U.S.C. § 157(b)(2) and 28 U.S.C. §§ 157(b)(2)(A), (B), (E), (K), (M), and (O).</w:t>
+        <w:t xml:space="preserve">12. HBDC, as debtor in possession, has all the rights, powers, and duties specified in 11 U.S.C. § 1107 of a trustee serving in a case under chapter 11 of the Bankruptcy Code.</w:t>
+      </w:r>
+    </w:p>
+    <w:p>
+      <w:pPr>
+        <w:pStyle w:val="BodyText"/>
+      </w:pPr>
+      <w:r>
+        <w:t xml:space="preserve">13. This Court has jurisdiction over this matter pursuant to 28 U.S.C. §§ 157 and 1334.</w:t>
+      </w:r>
+    </w:p>
+    <w:p>
+      <w:pPr>
+        <w:pStyle w:val="BodyText"/>
+      </w:pPr>
+      <w:r>
+        <w:t xml:space="preserve">14. HBDC’s claims make this a core proceeding pursuant to 28 U.S.C. § 157(b)⁠(2) and 28 U.S.C. §§ 157(b)⁠(2)⁠(A), (B), (E), (K), (M), and (O).</w:t>
       </w:r>
     </w:p>
     <w:p>
@@ -575,22 +1597,46 @@
         <w:pStyle w:val="BodyText"/>
       </w:pPr>
       <w:r>
-        <w:t xml:space="preserve">16. Venue is proper before this Court pursuant to 28 U.S.C. §§ 1408 and 1409.</w:t>
-      </w:r>
-    </w:p>
-    <w:bookmarkEnd w:id="22"/>
-    <w:bookmarkStart w:id="28" w:name="factual-background"/>
+        <w:t xml:space="preserve">16. Venue is proper before this Court pursuant to 28 U.S.C. §§ 1408 and 1409.</w:t>
+      </w:r>
+    </w:p>
     <w:p>
       <w:pPr>
         <w:pStyle w:val="Heading2"/>
-      </w:pPr>
-      <w:r>
-        <w:t xml:space="preserve">FACTUAL BACKGROUND</w:t>
-      </w:r>
-    </w:p>
-    <w:p>
-      <w:pPr>
-        <w:pStyle w:val="FirstParagraph"/>
+        <w:keepNext/>
+        <w:keepLines/>
+        <w:spacing w:before="0" w:after="0" w:line="552" w:lineRule="exact"/>
+        <w:ind w:left="0" w:firstLine="0"/>
+        <w:jc w:val="center"/>
+      </w:pPr>
+      <w:r>
+        <w:rPr>
+          <w:b/>
+          <w:bCs/>
+          <w:caps w:val="0"/>
+        </w:rPr>
+        <w:t xml:space="preserve">FACTUAL</w:t>
+      </w:r>
+      <w:r>
+        <w:rPr>
+          <w:b/>
+          <w:bCs/>
+          <w:caps w:val="0"/>
+        </w:rPr>
+        <w:t xml:space="preserve"> </w:t>
+      </w:r>
+      <w:r>
+        <w:rPr>
+          <w:b/>
+          <w:bCs/>
+          <w:caps w:val="0"/>
+        </w:rPr>
+        <w:t xml:space="preserve">BACKGROUND</w:t>
+      </w:r>
+    </w:p>
+    <w:p>
+      <w:pPr>
+        <w:pStyle w:val="BodyText"/>
       </w:pPr>
       <w:r>
         <w:t xml:space="preserve">17. Plaintiff is the legal owner of the Property, including the Premises.</w:t>
@@ -614,76 +1660,175 @@
     </w:p>
     <w:p>
       <w:pPr>
-        <w:pStyle w:val="Compact"/>
-        <w:numPr>
-          <w:ilvl w:val="0"/>
-          <w:numId w:val="1002"/>
-        </w:numPr>
-      </w:pPr>
-      <w:r>
-        <w:t xml:space="preserve">Lease § 3 “Payment of Rent and Gross Excise Tax” required lessee to make payment during the term of the Lease on the first day of each and every month, equal to the “Base Rent” as defined therein, plus “Additional Rent” as defined therein and payable on a quarterly basis, with interest accruing at the rate of one percent (1%) per month on all Base Rent or Additional Rent which are not paid on or before their due date (collectively, “Rent”); and</w:t>
-      </w:r>
-    </w:p>
-    <w:p>
-      <w:pPr>
-        <w:pStyle w:val="Compact"/>
-        <w:numPr>
-          <w:ilvl w:val="0"/>
-          <w:numId w:val="1002"/>
-        </w:numPr>
-      </w:pPr>
-      <w:r>
-        <w:t xml:space="preserve">Lease § 4 “Payment of Charges and Taxes” required lessee to pay “directly, before the same become delinquent, all assessments and taxes levied on the [HSW Site] and the costs of all utilities and services consumed or used by [HSW] on the [HSW Site].”</w:t>
-      </w:r>
-    </w:p>
-    <w:p>
-      <w:pPr>
-        <w:pStyle w:val="Compact"/>
-        <w:numPr>
-          <w:ilvl w:val="0"/>
-          <w:numId w:val="1002"/>
-        </w:numPr>
-      </w:pPr>
-      <w:r>
-        <w:t xml:space="preserve">Lease § 7 “Maintenance and Repair of Premises” required lessee to make, build, maintain, and repair all improvements, at its own expense, during the whole of the term. In addition, the Lease required HSW to operate, maintain, repair and replace the equipment, as defined in the Lease, at its sole expense.</w:t>
-      </w:r>
-    </w:p>
-    <w:p>
-      <w:pPr>
-        <w:pStyle w:val="Compact"/>
-        <w:numPr>
-          <w:ilvl w:val="0"/>
-          <w:numId w:val="1002"/>
-        </w:numPr>
-      </w:pPr>
-      <w:r>
-        <w:t xml:space="preserve">Lease § 14 “Liability Insurance” and 15 “Casualty Insurance” required Lessee to obtain and maintain Liability and Casualty Insurance policies.</w:t>
-      </w:r>
-    </w:p>
-    <w:p>
-      <w:pPr>
-        <w:pStyle w:val="Compact"/>
-        <w:numPr>
-          <w:ilvl w:val="0"/>
-          <w:numId w:val="1002"/>
-        </w:numPr>
-      </w:pPr>
-      <w:r>
-        <w:t xml:space="preserve">Pursuant to the Lease, § 19 “Default” provides that if lessee fails to perform any of the covenants and agreements contained in the Lease, or fails to timely pay the Rent when due and payable, and “either of such failures continues for thirty (30) days after written notice thereof from [HBDC] . . . [HBDC] may at once enter into and retake possession of the Premises and any improvements thereon, or any part thereof and at its option to terminate this Lease.”</w:t>
-      </w:r>
-    </w:p>
-    <w:bookmarkStart w:id="23" w:name="the-first-proceeding-and-repayment-plan"/>
+        <w:pStyle w:val="ListItem"/>
+      </w:pPr>
+      <w:r>
+        <w:t xml:space="preserve">•</w:t>
+      </w:r>
+      <w:r>
+        <w:tab/>
+      </w:r>
+      <w:r>
+        <w:t xml:space="preserve">Lease § 3 “Payment of Rent and Gross Excise Tax” required lessee to make payment during the term of the Lease on the first day of each and every month, equal to the “Base Rent” as defined therein, plus “Additional Rent” as defined therein and payable on a quarterly basis, with interest accruing at the rate of one percent (1%) per month on all Base Rent or Additional Rent which are not paid on or before their due date (collectively, “Rent”); and</w:t>
+      </w:r>
+    </w:p>
+    <w:p>
+      <w:pPr>
+        <w:pStyle w:val="ListItem"/>
+      </w:pPr>
+      <w:r>
+        <w:t xml:space="preserve">•</w:t>
+      </w:r>
+      <w:r>
+        <w:tab/>
+      </w:r>
+      <w:r>
+        <w:t xml:space="preserve">Lease § 4 “Payment of Charges and Taxes” required lessee to pay “directly, before the same become delinquent, all assessments and taxes levied on the [HSW Site] and the costs of all utilities and services consumed or used by [HSW] on the [HSW Site].”</w:t>
+      </w:r>
+    </w:p>
+    <w:p>
+      <w:pPr>
+        <w:pStyle w:val="ListItem"/>
+      </w:pPr>
+      <w:r>
+        <w:t xml:space="preserve">•</w:t>
+      </w:r>
+      <w:r>
+        <w:tab/>
+      </w:r>
+      <w:r>
+        <w:t xml:space="preserve">Lease § 7 “Maintenance and Repair of Premises” required lessee to make, build, maintain, and repair all improvements, at its own expense, during the whole of the term. In addition, the Lease required HSW to operate, maintain, repair and replace the equipment, as defined in the Lease, at its sole expense.</w:t>
+      </w:r>
+    </w:p>
+    <w:p>
+      <w:pPr>
+        <w:pStyle w:val="ListItem"/>
+      </w:pPr>
+      <w:r>
+        <w:t xml:space="preserve">•</w:t>
+      </w:r>
+      <w:r>
+        <w:tab/>
+      </w:r>
+      <w:r>
+        <w:t xml:space="preserve">Lease § 14 “Liability Insurance” and 15 “Casualty Insurance” required Lessee to obtain and maintain Liability and Casualty Insurance policies.</w:t>
+      </w:r>
+    </w:p>
+    <w:p>
+      <w:pPr>
+        <w:pStyle w:val="ListItem"/>
+      </w:pPr>
+      <w:r>
+        <w:t xml:space="preserve">•</w:t>
+      </w:r>
+      <w:r>
+        <w:tab/>
+      </w:r>
+      <w:r>
+        <w:t xml:space="preserve">Pursuant to the Lease, § 19 “Default” provides that if lessee fails to perform any of the covenants and agreements contained in the Lease, or fails to timely pay the Rent when due and payable, and “either of such failures continues for thirty (30) days after written notice thereof from [HBDC] . . . [HBDC] may at once enter into and retake possession of the Premises and any improvements thereon, or any part thereof and at its option to terminate this Lease.”</w:t>
+      </w:r>
+    </w:p>
     <w:p>
       <w:pPr>
         <w:pStyle w:val="Heading3"/>
-      </w:pPr>
-      <w:r>
-        <w:t xml:space="preserve">The First Proceeding and Repayment Plan</w:t>
-      </w:r>
-    </w:p>
-    <w:p>
-      <w:pPr>
-        <w:pStyle w:val="FirstParagraph"/>
+        <w:keepNext/>
+        <w:keepLines/>
+        <w:spacing w:before="0" w:after="0" w:line="552" w:lineRule="exact"/>
+        <w:ind w:left="0" w:firstLine="0"/>
+        <w:jc w:val="center"/>
+      </w:pPr>
+      <w:r>
+        <w:rPr>
+          <w:b/>
+          <w:bCs/>
+          <w:caps w:val="0"/>
+        </w:rPr>
+        <w:t xml:space="preserve">The</w:t>
+      </w:r>
+      <w:r>
+        <w:rPr>
+          <w:b/>
+          <w:bCs/>
+          <w:caps w:val="0"/>
+        </w:rPr>
+        <w:t xml:space="preserve"> </w:t>
+      </w:r>
+      <w:r>
+        <w:rPr>
+          <w:b/>
+          <w:bCs/>
+          <w:caps w:val="0"/>
+        </w:rPr>
+        <w:t xml:space="preserve">First</w:t>
+      </w:r>
+      <w:r>
+        <w:rPr>
+          <w:b/>
+          <w:bCs/>
+          <w:caps w:val="0"/>
+        </w:rPr>
+        <w:t xml:space="preserve"> </w:t>
+      </w:r>
+      <w:r>
+        <w:rPr>
+          <w:b/>
+          <w:bCs/>
+          <w:caps w:val="0"/>
+        </w:rPr>
+        <w:t xml:space="preserve">Proceeding</w:t>
+      </w:r>
+      <w:r>
+        <w:rPr>
+          <w:b/>
+          <w:bCs/>
+          <w:caps w:val="0"/>
+        </w:rPr>
+        <w:t xml:space="preserve"> </w:t>
+      </w:r>
+      <w:r>
+        <w:rPr>
+          <w:b/>
+          <w:bCs/>
+          <w:caps w:val="0"/>
+        </w:rPr>
+        <w:t xml:space="preserve">and</w:t>
+      </w:r>
+      <w:r>
+        <w:rPr>
+          <w:b/>
+          <w:bCs/>
+          <w:caps w:val="0"/>
+        </w:rPr>
+        <w:t xml:space="preserve"> </w:t>
+      </w:r>
+      <w:r>
+        <w:rPr>
+          <w:b/>
+          <w:bCs/>
+          <w:caps w:val="0"/>
+        </w:rPr>
+        <w:t xml:space="preserve">Repayment</w:t>
+      </w:r>
+      <w:r>
+        <w:rPr>
+          <w:b/>
+          <w:bCs/>
+          <w:caps w:val="0"/>
+        </w:rPr>
+        <w:t xml:space="preserve"> </w:t>
+      </w:r>
+      <w:r>
+        <w:rPr>
+          <w:b/>
+          <w:bCs/>
+          <w:caps w:val="0"/>
+        </w:rPr>
+        <w:t xml:space="preserve">Plan</w:t>
+      </w:r>
+    </w:p>
+    <w:p>
+      <w:pPr>
+        <w:pStyle w:val="BodyText"/>
       </w:pPr>
       <w:r>
         <w:t xml:space="preserve">20. HSW has engaged in a pattern of failing and otherwise refusing to perform in good faith under the Lease to HBDC’s substantial and continuing detriment.</w:t>
@@ -694,7 +1839,19 @@
         <w:pStyle w:val="BodyText"/>
       </w:pPr>
       <w:r>
-        <w:t xml:space="preserve">21. HBDC was forced to file a breach of contract action against HSW on February 9, 2023, in the Circuit Court of the Third Circuit, State of Hawaii, Civil No. 3CCV-23-054.</w:t>
+        <w:t xml:space="preserve">21. HBDC was forced to file a breach of contract action against HSW on February 9, 2023, in the Circuit Court of the Third Circuit, State of Hawaii, Civil No. 3CCV</w:t>
+      </w:r>
+      <w:r>
+        <w:noBreakHyphen/>
+      </w:r>
+      <w:r>
+        <w:t xml:space="preserve">23</w:t>
+      </w:r>
+      <w:r>
+        <w:noBreakHyphen/>
+      </w:r>
+      <w:r>
+        <w:t xml:space="preserve">054.</w:t>
       </w:r>
     </w:p>
     <w:p>
@@ -745,19 +1902,107 @@
         <w:t xml:space="preserve">27. As part of the Term Sheet, HBDC agreed to not actively prosecute the first lawsuit while the Term Sheet was in effect.</w:t>
       </w:r>
     </w:p>
-    <w:bookmarkEnd w:id="23"/>
-    <w:bookmarkStart w:id="25" w:name="hsw-defaulted-on-the-term-sheet"/>
     <w:p>
       <w:pPr>
         <w:pStyle w:val="Heading3"/>
-      </w:pPr>
-      <w:r>
-        <w:t xml:space="preserve">HSW Defaulted on the Term Sheet</w:t>
-      </w:r>
-    </w:p>
-    <w:p>
-      <w:pPr>
-        <w:pStyle w:val="FirstParagraph"/>
+        <w:keepNext/>
+        <w:keepLines/>
+        <w:spacing w:before="0" w:after="0" w:line="552" w:lineRule="exact"/>
+        <w:ind w:left="0" w:firstLine="0"/>
+        <w:jc w:val="center"/>
+      </w:pPr>
+      <w:r>
+        <w:rPr>
+          <w:b/>
+          <w:bCs/>
+          <w:caps w:val="0"/>
+        </w:rPr>
+        <w:t xml:space="preserve">HSW</w:t>
+      </w:r>
+      <w:r>
+        <w:rPr>
+          <w:b/>
+          <w:bCs/>
+          <w:caps w:val="0"/>
+        </w:rPr>
+        <w:t xml:space="preserve"> </w:t>
+      </w:r>
+      <w:r>
+        <w:rPr>
+          <w:b/>
+          <w:bCs/>
+          <w:caps w:val="0"/>
+        </w:rPr>
+        <w:t xml:space="preserve">Defaulted</w:t>
+      </w:r>
+      <w:r>
+        <w:rPr>
+          <w:b/>
+          <w:bCs/>
+          <w:caps w:val="0"/>
+        </w:rPr>
+        <w:t xml:space="preserve"> </w:t>
+      </w:r>
+      <w:r>
+        <w:rPr>
+          <w:b/>
+          <w:bCs/>
+          <w:caps w:val="0"/>
+        </w:rPr>
+        <w:t xml:space="preserve">on</w:t>
+      </w:r>
+      <w:r>
+        <w:rPr>
+          <w:b/>
+          <w:bCs/>
+          <w:caps w:val="0"/>
+        </w:rPr>
+        <w:t xml:space="preserve"> </w:t>
+      </w:r>
+      <w:r>
+        <w:rPr>
+          <w:b/>
+          <w:bCs/>
+          <w:caps w:val="0"/>
+        </w:rPr>
+        <w:t xml:space="preserve">the</w:t>
+      </w:r>
+      <w:r>
+        <w:rPr>
+          <w:b/>
+          <w:bCs/>
+          <w:caps w:val="0"/>
+        </w:rPr>
+        <w:t xml:space="preserve"> </w:t>
+      </w:r>
+      <w:r>
+        <w:rPr>
+          <w:b/>
+          <w:bCs/>
+          <w:caps w:val="0"/>
+        </w:rPr>
+        <w:t xml:space="preserve">Term</w:t>
+      </w:r>
+      <w:r>
+        <w:rPr>
+          <w:b/>
+          <w:bCs/>
+          <w:caps w:val="0"/>
+        </w:rPr>
+        <w:t xml:space="preserve"> </w:t>
+      </w:r>
+      <w:r>
+        <w:rPr>
+          <w:b/>
+          <w:bCs/>
+          <w:caps w:val="0"/>
+        </w:rPr>
+        <w:t xml:space="preserve">Sheet</w:t>
+      </w:r>
+    </w:p>
+    <w:p>
+      <w:pPr>
+        <w:pStyle w:val="BodyText"/>
       </w:pPr>
       <w:r>
         <w:t xml:space="preserve">28. While HSW timely paid the first payment owing under the Term Sheet, just two weeks later, HSW again defaulted under the Lease by failing to timely pay the May 2023 rent.</w:t>
@@ -805,7 +2050,7 @@
     </w:p>
     <w:p>
       <w:pPr>
-        <w:pStyle w:val="BodyText"/>
+        <w:pStyle w:val="BodyTextNote"/>
       </w:pPr>
       <w:r>
         <w:t xml:space="preserve">34. Thereafter, and consistent with its prior pattern and practice, HSW defaulted under the Lease by failing to make payments to HBDC.</w:t>
@@ -814,22 +2059,110 @@
         <w:rPr>
           <w:rStyle w:val="FootnoteReference"/>
         </w:rPr>
-        <w:footnoteReference w:id="24"/>
-      </w:r>
-    </w:p>
-    <w:bookmarkEnd w:id="25"/>
-    <w:bookmarkStart w:id="26" w:name="X0d6b4920a1507337c21cca431ecfe7cb3833e07"/>
+        <w:footnoteReference w:id="10"/>
+      </w:r>
+    </w:p>
     <w:p>
       <w:pPr>
         <w:pStyle w:val="Heading3"/>
-      </w:pPr>
-      <w:r>
-        <w:t xml:space="preserve">HSW’s Defaults Continued Through Late 2023</w:t>
-      </w:r>
-    </w:p>
-    <w:p>
-      <w:pPr>
-        <w:pStyle w:val="FirstParagraph"/>
+        <w:keepNext/>
+        <w:keepLines/>
+        <w:spacing w:before="0" w:after="0" w:line="552" w:lineRule="exact"/>
+        <w:ind w:left="0" w:firstLine="0"/>
+        <w:jc w:val="center"/>
+      </w:pPr>
+      <w:r>
+        <w:rPr>
+          <w:b/>
+          <w:bCs/>
+          <w:caps w:val="0"/>
+        </w:rPr>
+        <w:t xml:space="preserve">HSW’s</w:t>
+      </w:r>
+      <w:r>
+        <w:rPr>
+          <w:b/>
+          <w:bCs/>
+          <w:caps w:val="0"/>
+        </w:rPr>
+        <w:t xml:space="preserve"> </w:t>
+      </w:r>
+      <w:r>
+        <w:rPr>
+          <w:b/>
+          <w:bCs/>
+          <w:caps w:val="0"/>
+        </w:rPr>
+        <w:t xml:space="preserve">Defaults</w:t>
+      </w:r>
+      <w:r>
+        <w:rPr>
+          <w:b/>
+          <w:bCs/>
+          <w:caps w:val="0"/>
+        </w:rPr>
+        <w:t xml:space="preserve"> </w:t>
+      </w:r>
+      <w:r>
+        <w:rPr>
+          <w:b/>
+          <w:bCs/>
+          <w:caps w:val="0"/>
+        </w:rPr>
+        <w:t xml:space="preserve">Continued</w:t>
+      </w:r>
+      <w:r>
+        <w:rPr>
+          <w:b/>
+          <w:bCs/>
+          <w:caps w:val="0"/>
+        </w:rPr>
+        <w:t xml:space="preserve"> </w:t>
+      </w:r>
+      <w:r>
+        <w:rPr>
+          <w:b/>
+          <w:bCs/>
+          <w:caps w:val="0"/>
+        </w:rPr>
+        <w:t xml:space="preserve">Through</w:t>
+      </w:r>
+      <w:r>
+        <w:rPr>
+          <w:b/>
+          <w:bCs/>
+          <w:caps w:val="0"/>
+        </w:rPr>
+        <w:t xml:space="preserve"> </w:t>
+      </w:r>
+      <w:r>
+        <w:rPr>
+          <w:b/>
+          <w:bCs/>
+          <w:caps w:val="0"/>
+        </w:rPr>
+        <w:t xml:space="preserve">Late</w:t>
+      </w:r>
+      <w:r>
+        <w:rPr>
+          <w:b/>
+          <w:bCs/>
+          <w:caps w:val="0"/>
+        </w:rPr>
+        <w:t xml:space="preserve"> </w:t>
+      </w:r>
+      <w:r>
+        <w:rPr>
+          <w:b/>
+          <w:bCs/>
+          <w:caps w:val="0"/>
+        </w:rPr>
+        <w:t xml:space="preserve">2023</w:t>
+      </w:r>
+    </w:p>
+    <w:p>
+      <w:pPr>
+        <w:pStyle w:val="BodyText"/>
       </w:pPr>
       <w:r>
         <w:t xml:space="preserve">35. HSW continued to fail and otherwise refused to tender Rent payments due and owing HBDC under the Lease for the months of August, September, October, and November 2023.</w:t>
@@ -891,19 +2224,91 @@
         <w:t xml:space="preserve">42. HSW’s nonpayment of the above-enumerated payments, and additional amounts which became due during the remaining term of the Lease, caused substantial financial harm to HBDC notwithstanding any subsequent cure attempts.</w:t>
       </w:r>
     </w:p>
-    <w:bookmarkEnd w:id="26"/>
-    <w:bookmarkStart w:id="27" w:name="hsws-unauthorized-assignment-to-leonite"/>
     <w:p>
       <w:pPr>
         <w:pStyle w:val="Heading3"/>
-      </w:pPr>
-      <w:r>
-        <w:t xml:space="preserve">HSW’s Unauthorized Assignment to Leonite</w:t>
-      </w:r>
-    </w:p>
-    <w:p>
-      <w:pPr>
-        <w:pStyle w:val="FirstParagraph"/>
+        <w:keepNext/>
+        <w:keepLines/>
+        <w:spacing w:before="0" w:after="0" w:line="552" w:lineRule="exact"/>
+        <w:ind w:left="0" w:firstLine="0"/>
+        <w:jc w:val="center"/>
+      </w:pPr>
+      <w:r>
+        <w:rPr>
+          <w:b/>
+          <w:bCs/>
+          <w:caps w:val="0"/>
+        </w:rPr>
+        <w:t xml:space="preserve">HSW’s</w:t>
+      </w:r>
+      <w:r>
+        <w:rPr>
+          <w:b/>
+          <w:bCs/>
+          <w:caps w:val="0"/>
+        </w:rPr>
+        <w:t xml:space="preserve"> </w:t>
+      </w:r>
+      <w:r>
+        <w:rPr>
+          <w:b/>
+          <w:bCs/>
+          <w:caps w:val="0"/>
+        </w:rPr>
+        <w:t xml:space="preserve">Unauthorized</w:t>
+      </w:r>
+      <w:r>
+        <w:rPr>
+          <w:b/>
+          <w:bCs/>
+          <w:caps w:val="0"/>
+        </w:rPr>
+        <w:t xml:space="preserve"> </w:t>
+      </w:r>
+      <w:r>
+        <w:rPr>
+          <w:b/>
+          <w:bCs/>
+          <w:caps w:val="0"/>
+        </w:rPr>
+        <w:t xml:space="preserve">Assignment</w:t>
+      </w:r>
+      <w:r>
+        <w:rPr>
+          <w:b/>
+          <w:bCs/>
+          <w:caps w:val="0"/>
+        </w:rPr>
+        <w:t xml:space="preserve"> </w:t>
+      </w:r>
+      <w:r>
+        <w:rPr>
+          <w:b/>
+          <w:bCs/>
+          <w:caps w:val="0"/>
+        </w:rPr>
+        <w:t xml:space="preserve">to</w:t>
+      </w:r>
+      <w:r>
+        <w:rPr>
+          <w:b/>
+          <w:bCs/>
+          <w:caps w:val="0"/>
+        </w:rPr>
+        <w:t xml:space="preserve"> </w:t>
+      </w:r>
+      <w:r>
+        <w:rPr>
+          <w:b/>
+          <w:bCs/>
+          <w:caps w:val="0"/>
+        </w:rPr>
+        <w:t xml:space="preserve">Leonite</w:t>
+      </w:r>
+    </w:p>
+    <w:p>
+      <w:pPr>
+        <w:pStyle w:val="BodyText"/>
       </w:pPr>
       <w:r>
         <w:t xml:space="preserve">43. On or around December 26, 2023, HBDC received a wire transfer deposit in the amount of $134,000.00 from a third party (“Cure Payment”).</w:t>
@@ -914,7 +2319,13 @@
         <w:pStyle w:val="BodyText"/>
       </w:pPr>
       <w:r>
-        <w:t xml:space="preserve">44. Under Hawaii law, HRS § 666-5, “the acceptance of rent by the landlord during the litigation shall not be construed as a recognition of the tenancy and shall be without prejudice to the landlord’s legal rights at the inception of the proceedings.”</w:t>
+        <w:t xml:space="preserve">44. Under Hawaii law, HRS § 666</w:t>
+      </w:r>
+      <w:r>
+        <w:noBreakHyphen/>
+      </w:r>
+      <w:r>
+        <w:t xml:space="preserve">5, “the acceptance of rent by the landlord during the litigation shall not be construed as a recognition of the tenancy and shall be without prejudice to the landlord’s legal rights at the inception of the proceedings.”</w:t>
       </w:r>
     </w:p>
     <w:p>
@@ -1002,31 +2413,118 @@
         <w:pStyle w:val="BodyText"/>
       </w:pPr>
       <w:r>
-        <w:t xml:space="preserve">55. Further, any such purported assignment, transfer, or encumbrance was made without HBDC’s consent as required by § 11 of the Lease.</w:t>
-      </w:r>
-    </w:p>
-    <w:p>
-      <w:pPr>
-        <w:pStyle w:val="BodyText"/>
-      </w:pPr>
-      <w:r>
-        <w:t xml:space="preserve">56. Pursuant to § 11 of the Lease, any attempt by HSW to assign, transfer, or encumber its leasehold interest without HBDC’s prior written consent is void and constitutes a default under the Lease.</w:t>
-      </w:r>
-    </w:p>
-    <w:bookmarkEnd w:id="27"/>
-    <w:bookmarkEnd w:id="28"/>
-    <w:bookmarkStart w:id="29" w:name="X1c8deb8a4f4c3c3776b1ea856f8c615a6abe042"/>
+        <w:t xml:space="preserve">55. Further, any such purported assignment, transfer, or encumbrance was made without HBDC’s consent as required by § 11 of the Lease.</w:t>
+      </w:r>
+    </w:p>
+    <w:p>
+      <w:pPr>
+        <w:pStyle w:val="BodyText"/>
+      </w:pPr>
+      <w:r>
+        <w:t xml:space="preserve">56. Pursuant to § 11 of the Lease, any attempt by HSW to assign, transfer, or encumber its leasehold interest without HBDC’s prior written consent is void and constitutes a default under the Lease.</w:t>
+      </w:r>
+    </w:p>
     <w:p>
       <w:pPr>
         <w:pStyle w:val="Heading2"/>
-      </w:pPr>
-      <w:r>
-        <w:t xml:space="preserve">HSW’s Bottling Operations Are Not Profitable</w:t>
-      </w:r>
-    </w:p>
-    <w:p>
-      <w:pPr>
-        <w:pStyle w:val="FirstParagraph"/>
+        <w:keepNext/>
+        <w:keepLines/>
+        <w:spacing w:before="0" w:after="0" w:line="552" w:lineRule="exact"/>
+        <w:ind w:left="0" w:firstLine="0"/>
+        <w:jc w:val="center"/>
+      </w:pPr>
+      <w:r>
+        <w:rPr>
+          <w:b/>
+          <w:bCs/>
+          <w:caps w:val="0"/>
+        </w:rPr>
+        <w:t xml:space="preserve">HSW’s</w:t>
+      </w:r>
+      <w:r>
+        <w:rPr>
+          <w:b/>
+          <w:bCs/>
+          <w:caps w:val="0"/>
+        </w:rPr>
+        <w:t xml:space="preserve"> </w:t>
+      </w:r>
+      <w:r>
+        <w:rPr>
+          <w:b/>
+          <w:bCs/>
+          <w:caps w:val="0"/>
+        </w:rPr>
+        <w:t xml:space="preserve">Bottling</w:t>
+      </w:r>
+      <w:r>
+        <w:rPr>
+          <w:b/>
+          <w:bCs/>
+          <w:caps w:val="0"/>
+        </w:rPr>
+        <w:t xml:space="preserve"> </w:t>
+      </w:r>
+      <w:r>
+        <w:rPr>
+          <w:b/>
+          <w:bCs/>
+          <w:caps w:val="0"/>
+        </w:rPr>
+        <w:t xml:space="preserve">Operations</w:t>
+      </w:r>
+      <w:r>
+        <w:rPr>
+          <w:b/>
+          <w:bCs/>
+          <w:caps w:val="0"/>
+        </w:rPr>
+        <w:t xml:space="preserve"> </w:t>
+      </w:r>
+      <w:r>
+        <w:rPr>
+          <w:b/>
+          <w:bCs/>
+          <w:caps w:val="0"/>
+        </w:rPr>
+        <w:t xml:space="preserve">Are</w:t>
+      </w:r>
+      <w:r>
+        <w:rPr>
+          <w:b/>
+          <w:bCs/>
+          <w:caps w:val="0"/>
+        </w:rPr>
+        <w:t xml:space="preserve"> </w:t>
+      </w:r>
+      <w:r>
+        <w:rPr>
+          <w:b/>
+          <w:bCs/>
+          <w:caps w:val="0"/>
+        </w:rPr>
+        <w:t xml:space="preserve">Not</w:t>
+      </w:r>
+      <w:r>
+        <w:rPr>
+          <w:b/>
+          <w:bCs/>
+          <w:caps w:val="0"/>
+        </w:rPr>
+        <w:t xml:space="preserve"> </w:t>
+      </w:r>
+      <w:r>
+        <w:rPr>
+          <w:b/>
+          <w:bCs/>
+          <w:caps w:val="0"/>
+        </w:rPr>
+        <w:t xml:space="preserve">Profitable</w:t>
+      </w:r>
+    </w:p>
+    <w:p>
+      <w:pPr>
+        <w:pStyle w:val="BodyText"/>
       </w:pPr>
       <w:r>
         <w:t xml:space="preserve">57. HSW’s water bottling operations are not producing sufficient sales to be profitable.</w:t>
@@ -1053,7 +2551,7 @@
         <w:pStyle w:val="BodyText"/>
       </w:pPr>
       <w:r>
-        <w:t xml:space="preserve">60. Given HSW’s losses, HBDC has never received any of the “Additional Rent” provided for under § 3 of the Lease.</w:t>
+        <w:t xml:space="preserve">60. Given HSW’s losses, HBDC has never received any of the “Additional Rent” provided for under § 3 of the Lease.</w:t>
       </w:r>
     </w:p>
     <w:p>
@@ -1064,30 +2562,182 @@
         <w:t xml:space="preserve">61. Regular receipt of Additional Rent was a crucial and material term of the Lease.</w:t>
       </w:r>
     </w:p>
-    <w:bookmarkEnd w:id="29"/>
-    <w:bookmarkStart w:id="30" w:name="X9126a7c09b88920ffc4adaec26f8a55f8ba7ead"/>
     <w:p>
       <w:pPr>
         <w:pStyle w:val="Heading2"/>
-      </w:pPr>
-      <w:r>
-        <w:t xml:space="preserve">HSW Failed to Maintain and Repair Damage to the Premises</w:t>
-      </w:r>
-    </w:p>
-    <w:p>
-      <w:pPr>
-        <w:pStyle w:val="FirstParagraph"/>
-      </w:pPr>
-      <w:r>
-        <w:t xml:space="preserve">62. The Lease at § 7 required HSW to maintain and repair all improvements and Equipment on the Premises at HSW’s sole expense.</w:t>
-      </w:r>
-    </w:p>
-    <w:p>
-      <w:pPr>
-        <w:pStyle w:val="BodyText"/>
-      </w:pPr>
-      <w:r>
-        <w:t xml:space="preserve">63. In pertinent part, § 7 of the Lease, titled “Maintenance and Repair of Premises,” states as follows:</w:t>
+        <w:keepNext/>
+        <w:keepLines/>
+        <w:spacing w:before="0" w:after="0" w:line="552" w:lineRule="exact"/>
+        <w:ind w:left="0" w:firstLine="0"/>
+        <w:jc w:val="center"/>
+      </w:pPr>
+      <w:r>
+        <w:rPr>
+          <w:b/>
+          <w:bCs/>
+          <w:caps w:val="0"/>
+        </w:rPr>
+        <w:t xml:space="preserve">HSW</w:t>
+      </w:r>
+      <w:r>
+        <w:rPr>
+          <w:b/>
+          <w:bCs/>
+          <w:caps w:val="0"/>
+        </w:rPr>
+        <w:t xml:space="preserve"> </w:t>
+      </w:r>
+      <w:r>
+        <w:rPr>
+          <w:b/>
+          <w:bCs/>
+          <w:caps w:val="0"/>
+        </w:rPr>
+        <w:t xml:space="preserve">Failed</w:t>
+      </w:r>
+      <w:r>
+        <w:rPr>
+          <w:b/>
+          <w:bCs/>
+          <w:caps w:val="0"/>
+        </w:rPr>
+        <w:t xml:space="preserve"> </w:t>
+      </w:r>
+      <w:r>
+        <w:rPr>
+          <w:b/>
+          <w:bCs/>
+          <w:caps w:val="0"/>
+        </w:rPr>
+        <w:t xml:space="preserve">to</w:t>
+      </w:r>
+      <w:r>
+        <w:rPr>
+          <w:b/>
+          <w:bCs/>
+          <w:caps w:val="0"/>
+        </w:rPr>
+        <w:t xml:space="preserve"> </w:t>
+      </w:r>
+      <w:r>
+        <w:rPr>
+          <w:b/>
+          <w:bCs/>
+          <w:caps w:val="0"/>
+        </w:rPr>
+        <w:t xml:space="preserve">Maintain</w:t>
+      </w:r>
+      <w:r>
+        <w:rPr>
+          <w:b/>
+          <w:bCs/>
+          <w:caps w:val="0"/>
+        </w:rPr>
+        <w:t xml:space="preserve"> </w:t>
+      </w:r>
+      <w:r>
+        <w:rPr>
+          <w:b/>
+          <w:bCs/>
+          <w:caps w:val="0"/>
+        </w:rPr>
+        <w:t xml:space="preserve">and</w:t>
+      </w:r>
+      <w:r>
+        <w:rPr>
+          <w:b/>
+          <w:bCs/>
+          <w:caps w:val="0"/>
+        </w:rPr>
+        <w:t xml:space="preserve"> </w:t>
+      </w:r>
+      <w:r>
+        <w:rPr>
+          <w:b/>
+          <w:bCs/>
+          <w:caps w:val="0"/>
+        </w:rPr>
+        <w:t xml:space="preserve">Repair</w:t>
+      </w:r>
+      <w:r>
+        <w:rPr>
+          <w:b/>
+          <w:bCs/>
+          <w:caps w:val="0"/>
+        </w:rPr>
+        <w:t xml:space="preserve"> </w:t>
+      </w:r>
+      <w:r>
+        <w:rPr>
+          <w:b/>
+          <w:bCs/>
+          <w:caps w:val="0"/>
+        </w:rPr>
+        <w:t xml:space="preserve">Damage</w:t>
+      </w:r>
+      <w:r>
+        <w:rPr>
+          <w:b/>
+          <w:bCs/>
+          <w:caps w:val="0"/>
+        </w:rPr>
+        <w:t xml:space="preserve"> </w:t>
+      </w:r>
+      <w:r>
+        <w:rPr>
+          <w:b/>
+          <w:bCs/>
+          <w:caps w:val="0"/>
+        </w:rPr>
+        <w:t xml:space="preserve">to</w:t>
+      </w:r>
+      <w:r>
+        <w:rPr>
+          <w:b/>
+          <w:bCs/>
+          <w:caps w:val="0"/>
+        </w:rPr>
+        <w:t xml:space="preserve"> </w:t>
+      </w:r>
+      <w:r>
+        <w:rPr>
+          <w:b/>
+          <w:bCs/>
+          <w:caps w:val="0"/>
+        </w:rPr>
+        <w:t xml:space="preserve">the</w:t>
+      </w:r>
+      <w:r>
+        <w:rPr>
+          <w:b/>
+          <w:bCs/>
+          <w:caps w:val="0"/>
+        </w:rPr>
+        <w:t xml:space="preserve"> </w:t>
+      </w:r>
+      <w:r>
+        <w:rPr>
+          <w:b/>
+          <w:bCs/>
+          <w:caps w:val="0"/>
+        </w:rPr>
+        <w:t xml:space="preserve">Premises</w:t>
+      </w:r>
+    </w:p>
+    <w:p>
+      <w:pPr>
+        <w:pStyle w:val="BodyText"/>
+      </w:pPr>
+      <w:r>
+        <w:t xml:space="preserve">62. The Lease at § 7 required HSW to maintain and repair all improvements and Equipment on the Premises at HSW’s sole expense.</w:t>
+      </w:r>
+    </w:p>
+    <w:p>
+      <w:pPr>
+        <w:pStyle w:val="BodyText"/>
+      </w:pPr>
+      <w:r>
+        <w:t xml:space="preserve">63. In pertinent part, § 7 of the Lease, titled “Maintenance and Repair of Premises,” states as follows:</w:t>
       </w:r>
     </w:p>
     <w:p>
@@ -1100,10 +2750,10 @@
     </w:p>
     <w:p>
       <w:pPr>
-        <w:pStyle w:val="FirstParagraph"/>
-      </w:pPr>
-      <w:r>
-        <w:t xml:space="preserve">[The filed Complaint continues at paragraph 64 through paragraph 133 (the balance of the Factual Background, Counts I through VI, and the Prayer ¶¶ A through H in full) and the Lease attached as Exhibit “A”. Those paragraphs are omitted from this transcription.]</w:t>
+        <w:pStyle w:val="BodyText"/>
+      </w:pPr>
+      <w:r>
+        <w:t xml:space="preserve">[The filed Complaint continues at paragraph 64 through paragraph 133 (the balance of the Factual Background, Counts I through VI, and the Prayer ¶¶ A through H in full) and the Lease attached as Exhibit “A”. Those paragraphs are omitted from this transcription.]</w:t>
       </w:r>
     </w:p>
     <w:p>
@@ -1151,7 +2801,7 @@
         <w:pStyle w:val="BodyText"/>
       </w:pPr>
       <w:r>
-        <w:t xml:space="preserve">E. For an order and writ of possession for the portions of the Premises unlawfully occupied and/or held by Defendants;</w:t>
+        <w:t xml:space="preserve">E. For an order and writ of possession for the portions of the Premises unlawfully occupied and/​or held by Defendants;</w:t>
       </w:r>
     </w:p>
     <w:p>
@@ -1167,36 +2817,40 @@
         <w:pStyle w:val="BodyText"/>
       </w:pPr>
       <w:r>
-        <w:t xml:space="preserve">G. For damages for trespass against HSW, Leonite, and/or the Receiver, including loss of use and enjoyment of the property, loss of control over the property, and any other damages resulting from HSW, Leonite, and/or the Receiver’s unlawful occupation, in an amount to be proven at trial; and</w:t>
-      </w:r>
-    </w:p>
-    <w:p>
-      <w:pPr>
-        <w:pStyle w:val="BodyText"/>
+        <w:t xml:space="preserve">G. For damages for trespass against HSW, Leonite, and/​or the Receiver, including loss of use and enjoyment of the property, loss of control over the property, and any other damages resulting from HSW, Leonite, and/​or the Receiver’s unlawful occupation, in an amount to be proven at trial; and</w:t>
+      </w:r>
+    </w:p>
+    <w:p>
+      <w:pPr>
+        <w:pStyle w:val="BodyTextKeep"/>
       </w:pPr>
       <w:r>
         <w:t xml:space="preserve">H. For such other and further relief as this Court deems just and proper.</w:t>
       </w:r>
+    </w:p>
+    <w:p>
+      <w:pPr>
+        <w:keepNext/>
+        <w:keepLines/>
+        <w:spacing w:before="256" w:after="0" w:line="20" w:lineRule="exact"/>
+        <w:ind w:left="0" w:firstLine="0"/>
+        <w:jc w:val="left"/>
+      </w:pPr>
     </w:p>
     <w:tbl>
       <w:tblPr>
-        <w:tblW w:w="7848" w:type="dxa"/>
-        <w:tblBorders>
-          <w:top w:val="nil"/>
-          <w:left w:val="nil"/>
-          <w:bottom w:val="nil"/>
-          <w:right w:val="nil"/>
-          <w:insideH w:val="nil"/>
-          <w:insideV w:val="nil"/>
-        </w:tblBorders>
+        <w:tblW w:w="9360" w:type="dxa"/>
         <w:tblLayout w:type="fixed"/>
         <w:tblCellMar>
+          <w:top w:w="0" w:type="dxa"/>
           <w:left w:w="0" w:type="dxa"/>
+          <w:bottom w:w="0" w:type="dxa"/>
           <w:right w:w="0" w:type="dxa"/>
         </w:tblCellMar>
+        <w:tblLook w:val="0000" w:firstRow="0" w:lastRow="0" w:firstColumn="0" w:lastColumn="0" w:noHBand="0" w:noVBand="0"/>
       </w:tblPr>
       <w:tblGrid>
-        <w:gridCol w:w="3240"/>
+        <w:gridCol w:w="4752"/>
         <w:gridCol w:w="4608"/>
       </w:tblGrid>
       <w:tr>
@@ -1205,14 +2859,46 @@
         </w:trPr>
         <w:tc>
           <w:tcPr>
-            <w:tcW w:w="3240" w:type="dxa"/>
+            <w:tcW w:w="4752" w:type="dxa"/>
           </w:tcPr>
           <w:p>
             <w:pPr>
-              <w:pStyle w:val="SignatureBlock"/>
+              <w:spacing w:before="0" w:after="0" w:line="276" w:lineRule="exact"/>
+              <w:ind w:left="0" w:firstLine="0"/>
+              <w:jc w:val="left"/>
             </w:pPr>
             <w:r>
-              <w:t xml:space="preserve">DATED: Honolulu, Hawai‘i, May 14, 2026.</w:t>
+              <w:t xml:space="preserve">DATED:</w:t>
+            </w:r>
+            <w:r>
+              <w:t xml:space="preserve"> </w:t>
+            </w:r>
+            <w:r>
+              <w:t xml:space="preserve">Honolulu,</w:t>
+            </w:r>
+            <w:r>
+              <w:t xml:space="preserve"> </w:t>
+            </w:r>
+            <w:r>
+              <w:t xml:space="preserve">Hawai‘i,</w:t>
+            </w:r>
+            <w:r>
+              <w:t xml:space="preserve"> </w:t>
+            </w:r>
+            <w:r>
+              <w:t xml:space="preserve">May</w:t>
+            </w:r>
+            <w:r>
+              <w:t xml:space="preserve"> </w:t>
+            </w:r>
+            <w:r>
+              <w:t xml:space="preserve">14,</w:t>
+            </w:r>
+            <w:r>
+              <w:t xml:space="preserve"> </w:t>
+            </w:r>
+            <w:r>
+              <w:t xml:space="preserve">2026.</w:t>
             </w:r>
           </w:p>
         </w:tc>
@@ -1222,101 +2908,269 @@
           </w:tcPr>
           <w:p>
             <w:pPr>
-              <w:pStyle w:val="SignatureBlock"/>
+              <w:spacing w:before="0" w:after="0" w:line="276" w:lineRule="exact"/>
+              <w:ind w:left="0" w:firstLine="0"/>
+              <w:jc w:val="left"/>
             </w:pPr>
             <w:r>
-              <w:t xml:space="preserve">/s/ Bosko Petricevic</w:t>
+              <w:t xml:space="preserve">/s/</w:t>
+            </w:r>
+            <w:r>
+              <w:t xml:space="preserve"> </w:t>
+            </w:r>
+            <w:r>
+              <w:t xml:space="preserve">Bosko</w:t>
+            </w:r>
+            <w:r>
+              <w:t xml:space="preserve"> </w:t>
+            </w:r>
+            <w:r>
+              <w:t xml:space="preserve">Petricevic</w:t>
             </w:r>
           </w:p>
           <w:p>
             <w:pPr>
-              <w:pStyle w:val="SignatureBlock"/>
+              <w:spacing w:before="0" w:after="0" w:line="276" w:lineRule="exact"/>
+              <w:ind w:left="0" w:firstLine="0"/>
+              <w:jc w:val="left"/>
             </w:pPr>
             <w:r>
-              <w:t xml:space="preserve">BOSKO PETRICEVIC</w:t>
+              <w:t xml:space="preserve">BOSKO</w:t>
+            </w:r>
+            <w:r>
+              <w:t xml:space="preserve"> </w:t>
+            </w:r>
+            <w:r>
+              <w:t xml:space="preserve">PETRICEVIC</w:t>
             </w:r>
           </w:p>
           <w:p>
             <w:pPr>
-              <w:pStyle w:val="SignatureBlock"/>
+              <w:spacing w:before="0" w:after="0" w:line="276" w:lineRule="exact"/>
+              <w:ind w:left="0" w:firstLine="0"/>
+              <w:jc w:val="left"/>
             </w:pPr>
           </w:p>
           <w:p>
             <w:pPr>
-              <w:pStyle w:val="SignatureBlock"/>
+              <w:spacing w:before="0" w:after="0" w:line="276" w:lineRule="exact"/>
+              <w:ind w:left="0" w:firstLine="0"/>
+              <w:jc w:val="left"/>
             </w:pPr>
             <w:r>
-              <w:t xml:space="preserve">/s/ Kurt W. Klein</w:t>
+              <w:t xml:space="preserve">/s/</w:t>
+            </w:r>
+            <w:r>
+              <w:t xml:space="preserve"> </w:t>
+            </w:r>
+            <w:r>
+              <w:t xml:space="preserve">Kurt</w:t>
+            </w:r>
+            <w:r>
+              <w:t xml:space="preserve"> </w:t>
+            </w:r>
+            <w:r>
+              <w:t xml:space="preserve">W.</w:t>
+            </w:r>
+            <w:r>
+              <w:t xml:space="preserve"> </w:t>
+            </w:r>
+            <w:r>
+              <w:t xml:space="preserve">Klein</w:t>
             </w:r>
           </w:p>
           <w:p>
             <w:pPr>
-              <w:pStyle w:val="SignatureBlock"/>
+              <w:spacing w:before="0" w:after="0" w:line="276" w:lineRule="exact"/>
+              <w:ind w:left="0" w:firstLine="0"/>
+              <w:jc w:val="left"/>
             </w:pPr>
             <w:r>
-              <w:t xml:space="preserve">ROBERT G. KLEIN</w:t>
+              <w:t xml:space="preserve">ROBERT</w:t>
+            </w:r>
+            <w:r>
+              <w:t xml:space="preserve"> </w:t>
+            </w:r>
+            <w:r>
+              <w:t xml:space="preserve">G.</w:t>
+            </w:r>
+            <w:r>
+              <w:t xml:space="preserve"> </w:t>
+            </w:r>
+            <w:r>
+              <w:t xml:space="preserve">KLEIN</w:t>
             </w:r>
           </w:p>
           <w:p>
             <w:pPr>
-              <w:pStyle w:val="SignatureBlock"/>
+              <w:spacing w:before="0" w:after="0" w:line="276" w:lineRule="exact"/>
+              <w:ind w:left="0" w:firstLine="0"/>
+              <w:jc w:val="left"/>
             </w:pPr>
             <w:r>
-              <w:t xml:space="preserve">KURT W. KLEIN</w:t>
+              <w:t xml:space="preserve">KURT</w:t>
+            </w:r>
+            <w:r>
+              <w:t xml:space="preserve"> </w:t>
+            </w:r>
+            <w:r>
+              <w:t xml:space="preserve">W.</w:t>
+            </w:r>
+            <w:r>
+              <w:t xml:space="preserve"> </w:t>
+            </w:r>
+            <w:r>
+              <w:t xml:space="preserve">KLEIN</w:t>
             </w:r>
           </w:p>
           <w:p>
             <w:pPr>
-              <w:pStyle w:val="SignatureBlock"/>
+              <w:spacing w:before="0" w:after="0" w:line="276" w:lineRule="exact"/>
+              <w:ind w:left="0" w:firstLine="0"/>
+              <w:jc w:val="left"/>
             </w:pPr>
             <w:r>
-              <w:t xml:space="preserve">DAVID A. ROBYAK</w:t>
+              <w:t xml:space="preserve">DAVID</w:t>
+            </w:r>
+            <w:r>
+              <w:t xml:space="preserve"> </w:t>
+            </w:r>
+            <w:r>
+              <w:t xml:space="preserve">A.</w:t>
+            </w:r>
+            <w:r>
+              <w:t xml:space="preserve"> </w:t>
+            </w:r>
+            <w:r>
+              <w:t xml:space="preserve">ROBYAK</w:t>
             </w:r>
           </w:p>
           <w:p>
             <w:pPr>
-              <w:pStyle w:val="SignatureBlock"/>
+              <w:spacing w:before="0" w:after="0" w:line="276" w:lineRule="exact"/>
+              <w:ind w:left="0" w:firstLine="0"/>
+              <w:jc w:val="left"/>
             </w:pPr>
             <w:r>
-              <w:t xml:space="preserve">JAMES M. YUDA</w:t>
+              <w:t xml:space="preserve">JAMES</w:t>
+            </w:r>
+            <w:r>
+              <w:t xml:space="preserve"> </w:t>
+            </w:r>
+            <w:r>
+              <w:t xml:space="preserve">M.</w:t>
+            </w:r>
+            <w:r>
+              <w:t xml:space="preserve"> </w:t>
+            </w:r>
+            <w:r>
+              <w:t xml:space="preserve">YUDA</w:t>
             </w:r>
           </w:p>
           <w:p>
             <w:pPr>
-              <w:pStyle w:val="SignatureBlock"/>
+              <w:spacing w:before="0" w:after="0" w:line="276" w:lineRule="exact"/>
+              <w:ind w:left="0" w:firstLine="0"/>
+              <w:jc w:val="left"/>
             </w:pPr>
             <w:r>
-              <w:t xml:space="preserve">JASON W. JUTZ</w:t>
+              <w:t xml:space="preserve">JASON</w:t>
+            </w:r>
+            <w:r>
+              <w:t xml:space="preserve"> </w:t>
+            </w:r>
+            <w:r>
+              <w:t xml:space="preserve">W.</w:t>
+            </w:r>
+            <w:r>
+              <w:t xml:space="preserve"> </w:t>
+            </w:r>
+            <w:r>
+              <w:t xml:space="preserve">JUTZ</w:t>
             </w:r>
           </w:p>
           <w:p>
             <w:pPr>
-              <w:pStyle w:val="SignatureBlock"/>
+              <w:spacing w:before="0" w:after="0" w:line="276" w:lineRule="exact"/>
+              <w:ind w:left="0" w:firstLine="0"/>
+              <w:jc w:val="left"/>
             </w:pPr>
             <w:r>
-              <w:t xml:space="preserve">Attorneys for Plaintiff</w:t>
+              <w:t xml:space="preserve">Attorneys</w:t>
+            </w:r>
+            <w:r>
+              <w:t xml:space="preserve"> </w:t>
+            </w:r>
+            <w:r>
+              <w:t xml:space="preserve">for</w:t>
+            </w:r>
+            <w:r>
+              <w:t xml:space="preserve"> </w:t>
+            </w:r>
+            <w:r>
+              <w:t xml:space="preserve">Plaintiff</w:t>
             </w:r>
           </w:p>
           <w:p>
             <w:pPr>
-              <w:pStyle w:val="SignatureBlock"/>
+              <w:spacing w:before="0" w:after="0" w:line="276" w:lineRule="exact"/>
+              <w:ind w:left="0" w:firstLine="0"/>
+              <w:jc w:val="left"/>
             </w:pPr>
             <w:r>
-              <w:t xml:space="preserve">HAWAII BREWERY DEVELOPMENT CO., INC., a Hawai‘i Corporation</w:t>
+              <w:t xml:space="preserve">HAWAII</w:t>
+            </w:r>
+            <w:r>
+              <w:t xml:space="preserve"> </w:t>
+            </w:r>
+            <w:r>
+              <w:t xml:space="preserve">BREWERY</w:t>
+            </w:r>
+            <w:r>
+              <w:t xml:space="preserve"> </w:t>
+            </w:r>
+            <w:r>
+              <w:t xml:space="preserve">DEVELOPMENT</w:t>
+            </w:r>
+            <w:r>
+              <w:t xml:space="preserve"> </w:t>
+            </w:r>
+            <w:r>
+              <w:t xml:space="preserve">CO.,</w:t>
+            </w:r>
+            <w:r>
+              <w:t xml:space="preserve"> </w:t>
+            </w:r>
+            <w:r>
+              <w:t xml:space="preserve">INC.,</w:t>
+            </w:r>
+            <w:r>
+              <w:t xml:space="preserve"> </w:t>
+            </w:r>
+            <w:r>
+              <w:t xml:space="preserve">a</w:t>
+            </w:r>
+            <w:r>
+              <w:t xml:space="preserve"> </w:t>
+            </w:r>
+            <w:r>
+              <w:t xml:space="preserve">Hawai‘i</w:t>
+            </w:r>
+            <w:r>
+              <w:t xml:space="preserve"> </w:t>
+            </w:r>
+            <w:r>
+              <w:t xml:space="preserve">Corporation</w:t>
             </w:r>
           </w:p>
         </w:tc>
       </w:tr>
     </w:tbl>
-    <w:bookmarkEnd w:id="30"/>
     <w:sectPr>
-      <w:footerReference r:id="rId9" w:type="default"/>
-      <w:footerReference r:id="rId10" w:type="first"/>
-      <w:footnotePr>
-        <w:numRestart w:val="eachSect"/>
-      </w:footnotePr>
-      <w:pgSz w:h="15840" w:w="12240"/>
-      <w:pgMar w:bottom="1440" w:footer="720" w:gutter="0" w:header="720" w:left="1440" w:right="1440" w:top="1440"/>
+      <w:footerReference w:type="default" r:id="rIdFooter1"/>
+      <w:footerReference w:type="first" r:id="rIdFooterFirst"/>
+      <w:pgSz w:w="12240" w:h="15840"/>
+      <w:pgMar w:top="1440" w:right="1440" w:bottom="1440" w:left="1440" w:header="720" w:footer="732" w:gutter="0"/>
       <w:titlePg/>
     </w:sectPr>
   </w:body>
@@ -1331,6 +3185,8 @@
 <w:ftr xmlns:w="http://schemas.openxmlformats.org/wordprocessingml/2006/main" xmlns:r="http://schemas.openxmlformats.org/officeDocument/2006/relationships">
   <w:p>
     <w:pPr>
+      <w:spacing w:before="0" w:after="0" w:line="276" w:lineRule="exact"/>
+      <w:ind w:firstLine="0"/>
       <w:jc w:val="center"/>
     </w:pPr>
     <w:r>
@@ -1343,7 +3199,7 @@
       <w:fldChar w:fldCharType="separate"/>
     </w:r>
     <w:r>
-      <w:t>1</w:t>
+      <w:t>2</w:t>
     </w:r>
     <w:r>
       <w:fldChar w:fldCharType="end"/>
@@ -1354,7 +3210,11 @@
 
 <file path=word/footer2.xml><?xml version="1.0" encoding="utf-8"?>
 <w:ftr xmlns:w="http://schemas.openxmlformats.org/wordprocessingml/2006/main" xmlns:r="http://schemas.openxmlformats.org/officeDocument/2006/relationships">
-  <w:p/>
+  <w:p>
+    <w:pPr>
+      <w:spacing w:before="0" w:after="0" w:line="276" w:lineRule="exact"/>
+    </w:pPr>
+  </w:p>
 </w:ftr>
 </file>
 
@@ -1374,7 +3234,7 @@
       </w:r>
     </w:p>
   </w:footnote>
-  <w:footnote w:id="20">
+  <w:footnote w:id="9">
     <w:p>
       <w:pPr>
         <w:pStyle w:val="FootnoteText"/>
@@ -1393,7 +3253,7 @@
       </w:r>
     </w:p>
   </w:footnote>
-  <w:footnote w:id="24">
+  <w:footnote w:id="10">
     <w:p>
       <w:pPr>
         <w:pStyle w:val="FootnoteText"/>
@@ -1493,229 +3353,8 @@
       </w:pPr>
     </w:lvl>
   </w:abstractNum>
-  <w:abstractNum w:abstractNumId="99731">
-    <w:nsid w:val="00A99731"/>
-    <w:multiLevelType w:val="multilevel"/>
-    <w:lvl w:ilvl="0">
-      <w:start w:val="1"/>
-      <w:numFmt w:val="lowerLetter"/>
-      <w:lvlText w:val="(%1)"/>
-      <w:lvlJc w:val="left"/>
-      <w:pPr>
-        <w:ind w:left="720" w:hanging="360"/>
-      </w:pPr>
-    </w:lvl>
-    <w:lvl w:ilvl="1">
-      <w:start w:val="1"/>
-      <w:numFmt w:val="lowerLetter"/>
-      <w:lvlText w:val="(%2)"/>
-      <w:lvlJc w:val="left"/>
-      <w:pPr>
-        <w:ind w:left="1440" w:hanging="360"/>
-      </w:pPr>
-    </w:lvl>
-    <w:lvl w:ilvl="2">
-      <w:start w:val="1"/>
-      <w:numFmt w:val="lowerLetter"/>
-      <w:lvlText w:val="(%3)"/>
-      <w:lvlJc w:val="left"/>
-      <w:pPr>
-        <w:ind w:left="2160" w:hanging="360"/>
-      </w:pPr>
-    </w:lvl>
-    <w:lvl w:ilvl="3">
-      <w:start w:val="1"/>
-      <w:numFmt w:val="lowerLetter"/>
-      <w:lvlText w:val="(%4)"/>
-      <w:lvlJc w:val="left"/>
-      <w:pPr>
-        <w:ind w:left="2880" w:hanging="360"/>
-      </w:pPr>
-    </w:lvl>
-    <w:lvl w:ilvl="4">
-      <w:start w:val="1"/>
-      <w:numFmt w:val="lowerLetter"/>
-      <w:lvlText w:val="(%5)"/>
-      <w:lvlJc w:val="left"/>
-      <w:pPr>
-        <w:ind w:left="3600" w:hanging="360"/>
-      </w:pPr>
-    </w:lvl>
-    <w:lvl w:ilvl="5">
-      <w:start w:val="1"/>
-      <w:numFmt w:val="lowerLetter"/>
-      <w:lvlText w:val="(%6)"/>
-      <w:lvlJc w:val="left"/>
-      <w:pPr>
-        <w:ind w:left="4320" w:hanging="360"/>
-      </w:pPr>
-    </w:lvl>
-    <w:lvl w:ilvl="6">
-      <w:start w:val="1"/>
-      <w:numFmt w:val="lowerLetter"/>
-      <w:lvlText w:val="(%7)"/>
-      <w:lvlJc w:val="left"/>
-      <w:pPr>
-        <w:ind w:left="5040" w:hanging="360"/>
-      </w:pPr>
-    </w:lvl>
-    <w:lvl w:ilvl="7">
-      <w:start w:val="1"/>
-      <w:numFmt w:val="lowerLetter"/>
-      <w:lvlText w:val="(%8)"/>
-      <w:lvlJc w:val="left"/>
-      <w:pPr>
-        <w:ind w:left="5760" w:hanging="360"/>
-      </w:pPr>
-    </w:lvl>
-    <w:lvl w:ilvl="8">
-      <w:start w:val="1"/>
-      <w:numFmt w:val="lowerLetter"/>
-      <w:lvlText w:val="(%9)"/>
-      <w:lvlJc w:val="left"/>
-      <w:pPr>
-        <w:ind w:left="6480" w:hanging="360"/>
-      </w:pPr>
-    </w:lvl>
-  </w:abstractNum>
-  <w:abstractNum w:abstractNumId="991">
-    <w:nsid w:val="0000A991"/>
-    <w:multiLevelType w:val="multilevel"/>
-    <w:lvl w:ilvl="0">
-      <w:numFmt w:val="bullet"/>
-      <w:lvlText w:val=""/>
-      <w:lvlJc w:val="left"/>
-      <w:pPr>
-        <w:ind w:left="720" w:hanging="360"/>
-      </w:pPr>
-      <w:rPr>
-        <w:rFonts w:ascii="Symbol" w:hAnsi="Symbol" w:cs="Symbol" w:hint="default"/>
-      </w:rPr>
-    </w:lvl>
-    <w:lvl w:ilvl="1">
-      <w:numFmt w:val="bullet"/>
-      <w:lvlText w:val="o"/>
-      <w:lvlJc w:val="left"/>
-      <w:pPr>
-        <w:ind w:left="1440" w:hanging="360"/>
-      </w:pPr>
-      <w:rPr>
-        <w:rFonts w:ascii="Courier New" w:hAnsi="Courier New" w:cs="Courier New" w:hint="default"/>
-      </w:rPr>
-    </w:lvl>
-    <w:lvl w:ilvl="2">
-      <w:numFmt w:val="bullet"/>
-      <w:lvlText w:val=""/>
-      <w:lvlJc w:val="left"/>
-      <w:pPr>
-        <w:ind w:left="2160" w:hanging="360"/>
-      </w:pPr>
-      <w:rPr>
-        <w:rFonts w:ascii="Wingdings" w:hAnsi="Wingdings" w:cs="Wingdings" w:hint="default"/>
-      </w:rPr>
-    </w:lvl>
-    <w:lvl w:ilvl="3">
-      <w:numFmt w:val="bullet"/>
-      <w:lvlText w:val=""/>
-      <w:lvlJc w:val="left"/>
-      <w:pPr>
-        <w:ind w:left="2880" w:hanging="360"/>
-      </w:pPr>
-      <w:rPr>
-        <w:rFonts w:ascii="Symbol" w:hAnsi="Symbol" w:cs="Symbol" w:hint="default"/>
-      </w:rPr>
-    </w:lvl>
-    <w:lvl w:ilvl="4">
-      <w:numFmt w:val="bullet"/>
-      <w:lvlText w:val="o"/>
-      <w:lvlJc w:val="left"/>
-      <w:pPr>
-        <w:ind w:left="3600" w:hanging="360"/>
-      </w:pPr>
-      <w:rPr>
-        <w:rFonts w:ascii="Courier New" w:hAnsi="Courier New" w:cs="Courier New" w:hint="default"/>
-      </w:rPr>
-    </w:lvl>
-    <w:lvl w:ilvl="5">
-      <w:numFmt w:val="bullet"/>
-      <w:lvlText w:val=""/>
-      <w:lvlJc w:val="left"/>
-      <w:pPr>
-        <w:ind w:left="4320" w:hanging="360"/>
-      </w:pPr>
-      <w:rPr>
-        <w:rFonts w:ascii="Wingdings" w:hAnsi="Wingdings" w:cs="Wingdings" w:hint="default"/>
-      </w:rPr>
-    </w:lvl>
-    <w:lvl w:ilvl="6">
-      <w:numFmt w:val="bullet"/>
-      <w:lvlText w:val=""/>
-      <w:lvlJc w:val="left"/>
-      <w:pPr>
-        <w:ind w:left="5040" w:hanging="360"/>
-      </w:pPr>
-      <w:rPr>
-        <w:rFonts w:ascii="Symbol" w:hAnsi="Symbol" w:cs="Symbol" w:hint="default"/>
-      </w:rPr>
-    </w:lvl>
-    <w:lvl w:ilvl="7">
-      <w:numFmt w:val="bullet"/>
-      <w:lvlText w:val="o"/>
-      <w:lvlJc w:val="left"/>
-      <w:pPr>
-        <w:ind w:left="5760" w:hanging="360"/>
-      </w:pPr>
-      <w:rPr>
-        <w:rFonts w:ascii="Courier New" w:hAnsi="Courier New" w:cs="Courier New" w:hint="default"/>
-      </w:rPr>
-    </w:lvl>
-    <w:lvl w:ilvl="8">
-      <w:numFmt w:val="bullet"/>
-      <w:lvlText w:val=""/>
-      <w:lvlJc w:val="left"/>
-      <w:pPr>
-        <w:ind w:left="6480" w:hanging="360"/>
-      </w:pPr>
-      <w:rPr>
-        <w:rFonts w:ascii="Wingdings" w:hAnsi="Wingdings" w:cs="Wingdings" w:hint="default"/>
-      </w:rPr>
-    </w:lvl>
-  </w:abstractNum>
   <w:num w:numId="1000">
     <w:abstractNumId w:val="990"/>
-  </w:num>
-  <w:num w:numId="1001">
-    <w:abstractNumId w:val="99731"/>
-    <w:lvlOverride w:ilvl="0">
-      <w:startOverride w:val="1"/>
-    </w:lvlOverride>
-    <w:lvlOverride w:ilvl="1">
-      <w:startOverride w:val="1"/>
-    </w:lvlOverride>
-    <w:lvlOverride w:ilvl="2">
-      <w:startOverride w:val="1"/>
-    </w:lvlOverride>
-    <w:lvlOverride w:ilvl="3">
-      <w:startOverride w:val="1"/>
-    </w:lvlOverride>
-    <w:lvlOverride w:ilvl="4">
-      <w:startOverride w:val="1"/>
-    </w:lvlOverride>
-    <w:lvlOverride w:ilvl="5">
-      <w:startOverride w:val="1"/>
-    </w:lvlOverride>
-    <w:lvlOverride w:ilvl="6">
-      <w:startOverride w:val="1"/>
-    </w:lvlOverride>
-    <w:lvlOverride w:ilvl="7">
-      <w:startOverride w:val="1"/>
-    </w:lvlOverride>
-    <w:lvlOverride w:ilvl="8">
-      <w:startOverride w:val="1"/>
-    </w:lvlOverride>
-  </w:num>
-  <w:num w:numId="1002">
-    <w:abstractNumId w:val="991"/>
   </w:num>
 </w:numbering>
 </file>
@@ -1725,49 +3364,49 @@
   <w:docDefaults>
     <w:rPrDefault>
       <w:rPr>
-        <w:rFonts w:ascii="EB Garamond" w:cs="EB Garamond" w:eastAsia="EB Garamond" w:hAnsi="EB Garamond"/>
+        <w:rFonts w:ascii="Times New Roman" w:hAnsi="Times New Roman" w:eastAsia="Times New Roman" w:cs="Times New Roman"/>
         <w:sz w:val="24"/>
         <w:szCs w:val="24"/>
-        <w:lang w:bidi="ar-SA" w:eastAsia="en-US" w:val="en-US"/>
+        <w:lang w:val="en-US" w:eastAsia="zh-CN" w:bidi="ar-SA"/>
       </w:rPr>
     </w:rPrDefault>
     <w:pPrDefault>
       <w:pPr>
-        <w:spacing w:after="0" w:before="0" w:line="480" w:lineRule="auto"/>
+        <w:widowControl/>
+        <w:spacing w:after="0"/>
       </w:pPr>
     </w:pPrDefault>
   </w:docDefaults>
-  <w:latentStyles w:count="276" w:defLockedState="0" w:defQFormat="0" w:defSemiHidden="0" w:defUIPriority="0" w:defUnhideWhenUsed="0"/>
-  <w:style w:default="1" w:styleId="Normal" w:type="paragraph">
+  <w:latentStyles w:defLockedState="0" w:defUIPriority="0" w:defSemiHidden="0" w:defUnhideWhenUsed="0" w:defQFormat="0" w:count="276"/>
+  <w:style w:type="paragraph" w:default="1" w:styleId="Normal">
     <w:name w:val="Normal"/>
     <w:qFormat/>
   </w:style>
-  <w:style w:styleId="BodyText" w:type="paragraph">
+  <w:style w:type="paragraph" w:styleId="BodyText">
     <w:name w:val="Body Text"/>
     <w:basedOn w:val="Normal"/>
     <w:link w:val="BodyTextChar"/>
     <w:qFormat/>
     <w:pPr>
-      <w:spacing w:after="0" w:before="0" w:line="480" w:lineRule="auto"/>
-      <w:ind w:firstLine="720" w:left="0" w:right="0"/>
+      <w:spacing w:before="0" w:after="0" w:line="552" w:lineRule="exact"/>
+      <w:ind w:firstLine="720"/>
     </w:pPr>
   </w:style>
-  <w:style w:customStyle="1" w:styleId="FirstParagraph" w:type="paragraph">
+  <w:style w:type="paragraph" w:customStyle="1" w:styleId="FirstParagraph">
     <w:name w:val="First Paragraph"/>
     <w:basedOn w:val="BodyText"/>
     <w:next w:val="BodyText"/>
     <w:qFormat/>
   </w:style>
-  <w:style w:customStyle="1" w:styleId="Compact" w:type="paragraph">
+  <w:style w:type="paragraph" w:customStyle="1" w:styleId="Compact">
     <w:name w:val="Compact"/>
     <w:basedOn w:val="BodyText"/>
     <w:qFormat/>
     <w:pPr>
-      <w:spacing w:after="0" w:before="0" w:line="480" w:lineRule="auto"/>
-      <w:ind w:firstLine="0" w:left="0" w:right="0"/>
+      <w:spacing w:before="36" w:after="36"/>
     </w:pPr>
   </w:style>
-  <w:style w:styleId="Title" w:type="paragraph">
+  <w:style w:type="paragraph" w:styleId="Title">
     <w:name w:val="Title"/>
     <w:basedOn w:val="Normal"/>
     <w:next w:val="BodyText"/>
@@ -1781,24 +3420,24 @@
       <w:jc w:val="center"/>
     </w:pPr>
     <w:rPr>
-      <w:rFonts w:ascii="EB Garamond" w:cs="EB Garamond" w:eastAsia="EB Garamond" w:hAnsi="EB Garamond"/>
-      <w:sz w:val="24"/>
-      <w:szCs w:val="24"/>
-    </w:rPr>
-  </w:style>
-  <w:style w:customStyle="1" w:styleId="TitleChar" w:type="character">
+      <w:rFonts w:asciiTheme="majorHAnsi" w:eastAsiaTheme="majorEastAsia" w:hAnsiTheme="majorHAnsi" w:cstheme="majorBidi"/>
+      <w:sz w:val="56"/>
+      <w:szCs w:val="56"/>
+    </w:rPr>
+  </w:style>
+  <w:style w:type="character" w:customStyle="1" w:styleId="TitleChar">
     <w:name w:val="Title Char"/>
     <w:basedOn w:val="DefaultParagraphFont"/>
     <w:link w:val="Title"/>
     <w:uiPriority w:val="10"/>
     <w:rsid w:val="00A10FD9"/>
     <w:rPr>
-      <w:rFonts w:ascii="EB Garamond" w:cs="EB Garamond" w:eastAsia="EB Garamond" w:hAnsi="EB Garamond"/>
-      <w:sz w:val="24"/>
-      <w:szCs w:val="24"/>
-    </w:rPr>
-  </w:style>
-  <w:style w:styleId="Subtitle" w:type="paragraph">
+      <w:rFonts w:asciiTheme="majorHAnsi" w:eastAsiaTheme="majorEastAsia" w:hAnsiTheme="majorHAnsi" w:cstheme="majorBidi"/>
+      <w:sz w:val="56"/>
+      <w:szCs w:val="56"/>
+    </w:rPr>
+  </w:style>
+  <w:style w:type="paragraph" w:styleId="Subtitle">
     <w:name w:val="Subtitle"/>
     <w:basedOn w:val="Title"/>
     <w:next w:val="BodyText"/>
@@ -1812,27 +3451,27 @@
       </w:numPr>
     </w:pPr>
     <w:rPr>
-      <w:rFonts w:ascii="EB Garamond" w:cs="EB Garamond" w:eastAsia="EB Garamond" w:hAnsi="EB Garamond"/>
+      <w:rFonts w:eastAsiaTheme="majorEastAsia" w:cstheme="majorBidi"/>
       <w:spacing w:val="15"/>
-      <w:sz w:val="24"/>
-      <w:szCs w:val="24"/>
-    </w:rPr>
-  </w:style>
-  <w:style w:customStyle="1" w:styleId="SubtitleChar" w:type="character">
+      <w:sz w:val="28"/>
+      <w:szCs w:val="28"/>
+    </w:rPr>
+  </w:style>
+  <w:style w:type="character" w:customStyle="1" w:styleId="SubtitleChar">
     <w:name w:val="Subtitle Char"/>
     <w:basedOn w:val="DefaultParagraphFont"/>
     <w:link w:val="Subtitle"/>
     <w:uiPriority w:val="11"/>
     <w:rsid w:val="00A10FD9"/>
     <w:rPr>
-      <w:rFonts w:ascii="EB Garamond" w:cs="EB Garamond" w:eastAsia="EB Garamond" w:hAnsi="EB Garamond"/>
-      <w:color w:val="000000"/>
+      <w:rFonts w:eastAsiaTheme="majorEastAsia" w:cstheme="majorBidi"/>
+      <w:color w:val="595959" w:themeColor="text1" w:themeTint="A6"/>
       <w:spacing w:val="15"/>
-      <w:sz w:val="24"/>
-      <w:szCs w:val="24"/>
-    </w:rPr>
-  </w:style>
-  <w:style w:customStyle="1" w:styleId="Author" w:type="paragraph">
+      <w:sz w:val="28"/>
+      <w:szCs w:val="28"/>
+    </w:rPr>
+  </w:style>
+  <w:style w:type="paragraph" w:customStyle="1" w:styleId="Author">
     <w:name w:val="Author"/>
     <w:basedOn w:val="Title"/>
     <w:next w:val="BodyText"/>
@@ -1846,7 +3485,7 @@
       <w:szCs w:val="24"/>
     </w:rPr>
   </w:style>
-  <w:style w:styleId="Date" w:type="paragraph">
+  <w:style w:type="paragraph" w:styleId="Date">
     <w:name w:val="Date"/>
     <w:basedOn w:val="Title"/>
     <w:next w:val="BodyText"/>
@@ -1860,7 +3499,7 @@
       <w:szCs w:val="24"/>
     </w:rPr>
   </w:style>
-  <w:style w:customStyle="1" w:styleId="AbstractTitle" w:type="paragraph">
+  <w:style w:type="paragraph" w:customStyle="1" w:styleId="AbstractTitle">
     <w:name w:val="Abstract Title"/>
     <w:basedOn w:val="Normal"/>
     <w:next w:val="Abstract"/>
@@ -1868,16 +3507,16 @@
     <w:pPr>
       <w:keepNext/>
       <w:keepLines/>
-      <w:spacing w:after="0" w:before="300"/>
+      <w:spacing w:before="300" w:after="0"/>
       <w:jc w:val="center"/>
     </w:pPr>
     <w:rPr>
       <w:b/>
-      <w:sz w:val="24"/>
-      <w:szCs w:val="24"/>
-    </w:rPr>
-  </w:style>
-  <w:style w:customStyle="1" w:styleId="Abstract" w:type="paragraph">
+      <w:sz w:val="20"/>
+      <w:szCs w:val="20"/>
+    </w:rPr>
+  </w:style>
+  <w:style w:type="paragraph" w:customStyle="1" w:styleId="Abstract">
     <w:name w:val="Abstract"/>
     <w:basedOn w:val="Normal"/>
     <w:next w:val="BodyText"/>
@@ -1885,14 +3524,14 @@
     <w:pPr>
       <w:keepNext/>
       <w:keepLines/>
-      <w:spacing w:after="300" w:before="100"/>
+      <w:spacing w:before="100" w:after="300"/>
     </w:pPr>
     <w:rPr>
-      <w:sz w:val="24"/>
-      <w:szCs w:val="24"/>
-    </w:rPr>
-  </w:style>
-  <w:style w:styleId="Bibliography" w:type="paragraph">
+      <w:sz w:val="20"/>
+      <w:szCs w:val="20"/>
+    </w:rPr>
+  </w:style>
+  <w:style w:type="paragraph" w:styleId="Bibliography">
     <w:name w:val="Bibliography"/>
     <w:basedOn w:val="Normal"/>
     <w:next w:val="Bibliography"/>
@@ -1900,7 +3539,7 @@
     <w:pPr/>
     <w:rPr/>
   </w:style>
-  <w:style w:styleId="Heading1" w:type="paragraph">
+  <w:style w:type="paragraph" w:styleId="Heading1">
     <w:name w:val="heading 1"/>
     <w:basedOn w:val="Normal"/>
     <w:next w:val="BodyText"/>
@@ -1911,20 +3550,22 @@
     <w:pPr>
       <w:keepNext/>
       <w:keepLines/>
-      <w:spacing w:after="314" w:before="314" w:line="240" w:lineRule="auto"/>
+      <w:spacing w:before="0" w:after="0" w:line="552" w:lineRule="exact"/>
+      <w:ind w:firstLine="0"/>
       <w:jc w:val="center"/>
       <w:outlineLvl w:val="0"/>
     </w:pPr>
     <w:rPr>
-      <w:rFonts w:ascii="EB Garamond" w:cs="EB Garamond" w:eastAsia="EB Garamond" w:hAnsi="EB Garamond"/>
+      <w:rFonts w:ascii="Times New Roman" w:hAnsi="Times New Roman" w:eastAsia="Times New Roman" w:cs="Times New Roman"/>
       <w:b/>
       <w:bCs/>
+      <w:caps/>
       <w:color w:val="000000"/>
       <w:sz w:val="24"/>
       <w:szCs w:val="24"/>
     </w:rPr>
   </w:style>
-  <w:style w:styleId="Heading2" w:type="paragraph">
+  <w:style w:type="paragraph" w:styleId="Heading2">
     <w:name w:val="heading 2"/>
     <w:basedOn w:val="Normal"/>
     <w:next w:val="BodyText"/>
@@ -1937,12 +3578,12 @@
     <w:pPr>
       <w:keepNext/>
       <w:keepLines/>
-      <w:spacing w:after="314" w:before="314" w:line="240" w:lineRule="auto"/>
-      <w:jc w:val="center"/>
+      <w:spacing w:before="0" w:after="0" w:line="552" w:lineRule="exact"/>
+      <w:ind w:firstLine="0"/>
       <w:outlineLvl w:val="1"/>
     </w:pPr>
     <w:rPr>
-      <w:rFonts w:ascii="EB Garamond" w:cs="EB Garamond" w:eastAsia="EB Garamond" w:hAnsi="EB Garamond"/>
+      <w:rFonts w:ascii="Times New Roman" w:hAnsi="Times New Roman" w:eastAsia="Times New Roman" w:cs="Times New Roman"/>
       <w:b/>
       <w:bCs/>
       <w:color w:val="000000"/>
@@ -1950,7 +3591,7 @@
       <w:szCs w:val="24"/>
     </w:rPr>
   </w:style>
-  <w:style w:styleId="Heading3" w:type="paragraph">
+  <w:style w:type="paragraph" w:styleId="Heading3">
     <w:name w:val="heading 3"/>
     <w:basedOn w:val="Normal"/>
     <w:next w:val="BodyText"/>
@@ -1963,12 +3604,12 @@
     <w:pPr>
       <w:keepNext/>
       <w:keepLines/>
-      <w:spacing w:after="314" w:before="314" w:line="240" w:lineRule="auto"/>
-      <w:jc w:val="center"/>
+      <w:spacing w:before="0" w:after="0" w:line="552" w:lineRule="exact"/>
+      <w:ind w:firstLine="0"/>
       <w:outlineLvl w:val="2"/>
     </w:pPr>
     <w:rPr>
-      <w:rFonts w:ascii="EB Garamond" w:cs="EB Garamond" w:eastAsia="EB Garamond" w:hAnsi="EB Garamond"/>
+      <w:rFonts w:ascii="Times New Roman" w:hAnsi="Times New Roman" w:eastAsia="Times New Roman" w:cs="Times New Roman"/>
       <w:b/>
       <w:bCs/>
       <w:color w:val="000000"/>
@@ -1976,7 +3617,7 @@
       <w:szCs w:val="24"/>
     </w:rPr>
   </w:style>
-  <w:style w:styleId="Heading4" w:type="paragraph">
+  <w:style w:type="paragraph" w:styleId="Heading4">
     <w:name w:val="heading 4"/>
     <w:basedOn w:val="Normal"/>
     <w:next w:val="BodyText"/>
@@ -1989,20 +3630,21 @@
     <w:pPr>
       <w:keepNext/>
       <w:keepLines/>
-      <w:spacing w:after="314" w:before="314" w:line="240" w:lineRule="auto"/>
-      <w:jc w:val="center"/>
+      <w:spacing w:before="0" w:after="0" w:line="552" w:lineRule="exact"/>
+      <w:ind w:firstLine="0"/>
       <w:outlineLvl w:val="3"/>
     </w:pPr>
     <w:rPr>
-      <w:rFonts w:ascii="EB Garamond" w:cs="EB Garamond" w:eastAsia="EB Garamond" w:hAnsi="EB Garamond"/>
+      <w:rFonts w:ascii="Times New Roman" w:hAnsi="Times New Roman" w:eastAsia="Times New Roman" w:cs="Times New Roman"/>
       <w:b/>
       <w:bCs/>
       <w:i/>
-      <w:iCs/>
       <w:color w:val="000000"/>
-    </w:rPr>
-  </w:style>
-  <w:style w:styleId="Heading5" w:type="paragraph">
+      <w:sz w:val="24"/>
+      <w:szCs w:val="24"/>
+    </w:rPr>
+  </w:style>
+  <w:style w:type="paragraph" w:styleId="Heading5">
     <w:name w:val="heading 5"/>
     <w:basedOn w:val="Normal"/>
     <w:next w:val="BodyText"/>
@@ -2015,18 +3657,21 @@
     <w:pPr>
       <w:keepNext/>
       <w:keepLines/>
-      <w:spacing w:after="314" w:before="314" w:line="240" w:lineRule="auto"/>
-      <w:jc w:val="center"/>
+      <w:spacing w:before="0" w:after="0" w:line="552" w:lineRule="exact"/>
+      <w:ind w:firstLine="0"/>
       <w:outlineLvl w:val="4"/>
     </w:pPr>
     <w:rPr>
-      <w:rFonts w:ascii="EB Garamond" w:cs="EB Garamond" w:eastAsia="EB Garamond" w:hAnsi="EB Garamond"/>
+      <w:rFonts w:ascii="Times New Roman" w:hAnsi="Times New Roman" w:eastAsia="Times New Roman" w:cs="Times New Roman"/>
       <w:b/>
       <w:bCs/>
+      <w:i/>
       <w:color w:val="000000"/>
-    </w:rPr>
-  </w:style>
-  <w:style w:styleId="Heading6" w:type="paragraph">
+      <w:sz w:val="24"/>
+      <w:szCs w:val="24"/>
+    </w:rPr>
+  </w:style>
+  <w:style w:type="paragraph" w:styleId="Heading6">
     <w:name w:val="heading 6"/>
     <w:basedOn w:val="Normal"/>
     <w:next w:val="BodyText"/>
@@ -2039,17 +3684,17 @@
     <w:pPr>
       <w:keepNext/>
       <w:keepLines/>
-      <w:spacing w:after="0" w:before="40"/>
+      <w:spacing w:before="40" w:after="0"/>
       <w:outlineLvl w:val="5"/>
     </w:pPr>
     <w:rPr>
-      <w:rFonts w:ascii="EB Garamond" w:cs="EB Garamond" w:eastAsia="EB Garamond" w:hAnsi="EB Garamond"/>
+      <w:rFonts w:eastAsiaTheme="majorEastAsia" w:cstheme="majorBidi"/>
       <w:i/>
       <w:iCs/>
-      <w:color w:val="000000"/>
-    </w:rPr>
-  </w:style>
-  <w:style w:styleId="Heading7" w:type="paragraph">
+      <w:color w:val="595959" w:themeColor="text1" w:themeTint="A6"/>
+    </w:rPr>
+  </w:style>
+  <w:style w:type="paragraph" w:styleId="Heading7">
     <w:name w:val="heading 7"/>
     <w:basedOn w:val="Normal"/>
     <w:next w:val="BodyText"/>
@@ -2062,15 +3707,15 @@
     <w:pPr>
       <w:keepNext/>
       <w:keepLines/>
-      <w:spacing w:after="0" w:before="40"/>
+      <w:spacing w:before="40" w:after="0"/>
       <w:outlineLvl w:val="6"/>
     </w:pPr>
     <w:rPr>
-      <w:rFonts w:ascii="EB Garamond" w:cs="EB Garamond" w:eastAsia="EB Garamond" w:hAnsi="EB Garamond"/>
-      <w:color w:val="000000"/>
-    </w:rPr>
-  </w:style>
-  <w:style w:styleId="Heading8" w:type="paragraph">
+      <w:rFonts w:eastAsiaTheme="majorEastAsia" w:cstheme="majorBidi"/>
+      <w:color w:val="595959" w:themeColor="text1" w:themeTint="A6"/>
+    </w:rPr>
+  </w:style>
+  <w:style w:type="paragraph" w:styleId="Heading8">
     <w:name w:val="heading 8"/>
     <w:basedOn w:val="Normal"/>
     <w:next w:val="BodyText"/>
@@ -2087,13 +3732,13 @@
       <w:outlineLvl w:val="7"/>
     </w:pPr>
     <w:rPr>
-      <w:rFonts w:ascii="EB Garamond" w:cs="EB Garamond" w:eastAsia="EB Garamond" w:hAnsi="EB Garamond"/>
+      <w:rFonts w:eastAsiaTheme="majorEastAsia" w:cstheme="majorBidi"/>
       <w:i/>
       <w:iCs/>
-      <w:color w:val="000000"/>
-    </w:rPr>
-  </w:style>
-  <w:style w:styleId="Heading9" w:type="paragraph">
+      <w:color w:val="272727" w:themeColor="text1" w:themeTint="D8"/>
+    </w:rPr>
+  </w:style>
+  <w:style w:type="paragraph" w:styleId="Heading9">
     <w:name w:val="heading 9"/>
     <w:basedOn w:val="Normal"/>
     <w:next w:val="BodyText"/>
@@ -2110,24 +3755,24 @@
       <w:outlineLvl w:val="8"/>
     </w:pPr>
     <w:rPr>
-      <w:rFonts w:ascii="EB Garamond" w:cs="EB Garamond" w:eastAsia="EB Garamond" w:hAnsi="EB Garamond"/>
-      <w:color w:val="000000"/>
-    </w:rPr>
-  </w:style>
-  <w:style w:customStyle="1" w:styleId="Heading1Char" w:type="character">
+      <w:rFonts w:eastAsiaTheme="majorEastAsia" w:cstheme="majorBidi"/>
+      <w:color w:val="272727" w:themeColor="text1" w:themeTint="D8"/>
+    </w:rPr>
+  </w:style>
+  <w:style w:type="character" w:customStyle="1" w:styleId="Heading1Char">
     <w:name w:val="Heading 1 Char"/>
     <w:basedOn w:val="DefaultParagraphFont"/>
     <w:link w:val="Heading1"/>
     <w:uiPriority w:val="9"/>
     <w:rsid w:val="00A10FD9"/>
     <w:rPr>
-      <w:rFonts w:ascii="EB Garamond" w:cs="EB Garamond" w:eastAsia="EB Garamond" w:hAnsi="EB Garamond"/>
-      <w:color w:val="000000"/>
-      <w:sz w:val="24"/>
-      <w:szCs w:val="24"/>
-    </w:rPr>
-  </w:style>
-  <w:style w:customStyle="1" w:styleId="Heading2Char" w:type="character">
+      <w:rFonts w:asciiTheme="majorHAnsi" w:eastAsiaTheme="majorEastAsia" w:hAnsiTheme="majorHAnsi" w:cstheme="majorBidi"/>
+      <w:color w:val="0F4761" w:themeColor="accent1" w:themeShade="BF"/>
+      <w:sz w:val="40"/>
+      <w:szCs w:val="40"/>
+    </w:rPr>
+  </w:style>
+  <w:style w:type="character" w:customStyle="1" w:styleId="Heading2Char">
     <w:name w:val="Heading 2 Char"/>
     <w:basedOn w:val="DefaultParagraphFont"/>
     <w:link w:val="Heading2"/>
@@ -2135,13 +3780,13 @@
     <w:semiHidden/>
     <w:rsid w:val="00A10FD9"/>
     <w:rPr>
-      <w:rFonts w:ascii="EB Garamond" w:cs="EB Garamond" w:eastAsia="EB Garamond" w:hAnsi="EB Garamond"/>
-      <w:color w:val="000000"/>
-      <w:sz w:val="24"/>
-      <w:szCs w:val="24"/>
-    </w:rPr>
-  </w:style>
-  <w:style w:customStyle="1" w:styleId="Heading3Char" w:type="character">
+      <w:rFonts w:asciiTheme="majorHAnsi" w:eastAsiaTheme="majorEastAsia" w:hAnsiTheme="majorHAnsi" w:cstheme="majorBidi"/>
+      <w:color w:val="0F4761" w:themeColor="accent1" w:themeShade="BF"/>
+      <w:sz w:val="32"/>
+      <w:szCs w:val="32"/>
+    </w:rPr>
+  </w:style>
+  <w:style w:type="character" w:customStyle="1" w:styleId="Heading3Char">
     <w:name w:val="Heading 3 Char"/>
     <w:basedOn w:val="DefaultParagraphFont"/>
     <w:link w:val="Heading3"/>
@@ -2149,13 +3794,13 @@
     <w:semiHidden/>
     <w:rsid w:val="00A10FD9"/>
     <w:rPr>
-      <w:rFonts w:ascii="EB Garamond" w:cs="EB Garamond" w:eastAsia="EB Garamond" w:hAnsi="EB Garamond"/>
-      <w:color w:val="000000"/>
-      <w:sz w:val="24"/>
-      <w:szCs w:val="24"/>
-    </w:rPr>
-  </w:style>
-  <w:style w:customStyle="1" w:styleId="Heading4Char" w:type="character">
+      <w:rFonts w:eastAsiaTheme="majorEastAsia" w:cstheme="majorBidi"/>
+      <w:color w:val="0F4761" w:themeColor="accent1" w:themeShade="BF"/>
+      <w:sz w:val="28"/>
+      <w:szCs w:val="28"/>
+    </w:rPr>
+  </w:style>
+  <w:style w:type="character" w:customStyle="1" w:styleId="Heading4Char">
     <w:name w:val="Heading 4 Char"/>
     <w:basedOn w:val="DefaultParagraphFont"/>
     <w:link w:val="Heading4"/>
@@ -2163,13 +3808,13 @@
     <w:semiHidden/>
     <w:rsid w:val="00A10FD9"/>
     <w:rPr>
-      <w:rFonts w:ascii="EB Garamond" w:cs="EB Garamond" w:eastAsia="EB Garamond" w:hAnsi="EB Garamond"/>
+      <w:rFonts w:eastAsiaTheme="majorEastAsia" w:cstheme="majorBidi"/>
       <w:i/>
       <w:iCs/>
-      <w:color w:val="000000"/>
-    </w:rPr>
-  </w:style>
-  <w:style w:customStyle="1" w:styleId="Heading5Char" w:type="character">
+      <w:color w:val="0F4761" w:themeColor="accent1" w:themeShade="BF"/>
+    </w:rPr>
+  </w:style>
+  <w:style w:type="character" w:customStyle="1" w:styleId="Heading5Char">
     <w:name w:val="Heading 5 Char"/>
     <w:basedOn w:val="DefaultParagraphFont"/>
     <w:link w:val="Heading5"/>
@@ -2177,11 +3822,11 @@
     <w:semiHidden/>
     <w:rsid w:val="00A10FD9"/>
     <w:rPr>
-      <w:rFonts w:ascii="EB Garamond" w:cs="EB Garamond" w:eastAsia="EB Garamond" w:hAnsi="EB Garamond"/>
-      <w:color w:val="000000"/>
-    </w:rPr>
-  </w:style>
-  <w:style w:customStyle="1" w:styleId="Heading6Char" w:type="character">
+      <w:rFonts w:eastAsiaTheme="majorEastAsia" w:cstheme="majorBidi"/>
+      <w:color w:val="0F4761" w:themeColor="accent1" w:themeShade="BF"/>
+    </w:rPr>
+  </w:style>
+  <w:style w:type="character" w:customStyle="1" w:styleId="Heading6Char">
     <w:name w:val="Heading 6 Char"/>
     <w:basedOn w:val="DefaultParagraphFont"/>
     <w:link w:val="Heading6"/>
@@ -2189,13 +3834,13 @@
     <w:semiHidden/>
     <w:rsid w:val="00A10FD9"/>
     <w:rPr>
-      <w:rFonts w:ascii="EB Garamond" w:cs="EB Garamond" w:eastAsia="EB Garamond" w:hAnsi="EB Garamond"/>
+      <w:rFonts w:eastAsiaTheme="majorEastAsia" w:cstheme="majorBidi"/>
       <w:i/>
       <w:iCs/>
-      <w:color w:val="000000"/>
-    </w:rPr>
-  </w:style>
-  <w:style w:customStyle="1" w:styleId="Heading7Char" w:type="character">
+      <w:color w:val="595959" w:themeColor="text1" w:themeTint="A6"/>
+    </w:rPr>
+  </w:style>
+  <w:style w:type="character" w:customStyle="1" w:styleId="Heading7Char">
     <w:name w:val="Heading 7 Char"/>
     <w:basedOn w:val="DefaultParagraphFont"/>
     <w:link w:val="Heading7"/>
@@ -2203,11 +3848,11 @@
     <w:semiHidden/>
     <w:rsid w:val="00A10FD9"/>
     <w:rPr>
-      <w:rFonts w:ascii="EB Garamond" w:cs="EB Garamond" w:eastAsia="EB Garamond" w:hAnsi="EB Garamond"/>
-      <w:color w:val="000000"/>
-    </w:rPr>
-  </w:style>
-  <w:style w:customStyle="1" w:styleId="Heading8Char" w:type="character">
+      <w:rFonts w:eastAsiaTheme="majorEastAsia" w:cstheme="majorBidi"/>
+      <w:color w:val="595959" w:themeColor="text1" w:themeTint="A6"/>
+    </w:rPr>
+  </w:style>
+  <w:style w:type="character" w:customStyle="1" w:styleId="Heading8Char">
     <w:name w:val="Heading 8 Char"/>
     <w:basedOn w:val="DefaultParagraphFont"/>
     <w:link w:val="Heading8"/>
@@ -2215,13 +3860,13 @@
     <w:semiHidden/>
     <w:rsid w:val="00A10FD9"/>
     <w:rPr>
-      <w:rFonts w:ascii="EB Garamond" w:cs="EB Garamond" w:eastAsia="EB Garamond" w:hAnsi="EB Garamond"/>
+      <w:rFonts w:eastAsiaTheme="majorEastAsia" w:cstheme="majorBidi"/>
       <w:i/>
       <w:iCs/>
-      <w:color w:val="000000"/>
-    </w:rPr>
-  </w:style>
-  <w:style w:customStyle="1" w:styleId="Heading9Char" w:type="character">
+      <w:color w:val="272727" w:themeColor="text1" w:themeTint="D8"/>
+    </w:rPr>
+  </w:style>
+  <w:style w:type="character" w:customStyle="1" w:styleId="Heading9Char">
     <w:name w:val="Heading 9 Char"/>
     <w:basedOn w:val="DefaultParagraphFont"/>
     <w:link w:val="Heading9"/>
@@ -2229,11 +3874,20 @@
     <w:semiHidden/>
     <w:rsid w:val="00A10FD9"/>
     <w:rPr>
-      <w:rFonts w:ascii="EB Garamond" w:cs="EB Garamond" w:eastAsia="EB Garamond" w:hAnsi="EB Garamond"/>
-      <w:color w:val="000000"/>
-    </w:rPr>
-  </w:style>
-  <w:style w:styleId="BlockText" w:type="paragraph">
+      <w:rFonts w:eastAsiaTheme="majorEastAsia" w:cstheme="majorBidi"/>
+      <w:color w:val="272727" w:themeColor="text1" w:themeTint="D8"/>
+    </w:rPr>
+  </w:style>
+  <w:style w:type="paragraph" w:customStyle="1" w:styleId="ListItem">
+    <w:name w:val="List Item"/>
+    <w:basedOn w:val="BodyText"/>
+    <w:qFormat/>
+    <w:pPr>
+      <w:spacing w:before="0" w:after="0" w:line="552" w:lineRule="exact"/>
+      <w:ind w:left="720" w:hanging="720"/>
+    </w:pPr>
+  </w:style>
+  <w:style w:type="paragraph" w:styleId="BlockText">
     <w:name w:val="Block Text"/>
     <w:basedOn w:val="BodyText"/>
     <w:next w:val="BodyText"/>
@@ -2241,11 +3895,11 @@
     <w:unhideWhenUsed/>
     <w:qFormat/>
     <w:pPr>
-      <w:spacing w:after="314" w:before="314" w:line="240" w:lineRule="auto"/>
-      <w:ind w:firstLine="0" w:left="360" w:right="360"/>
+      <w:spacing w:before="276" w:after="276" w:line="276" w:lineRule="exact"/>
+      <w:ind w:firstLine="0" w:left="720" w:right="720"/>
     </w:pPr>
   </w:style>
-  <w:style w:styleId="FootnoteText" w:type="paragraph">
+  <w:style w:type="paragraph" w:styleId="FootnoteText">
     <w:name w:val="Footnote Text"/>
     <w:basedOn w:val="Normal"/>
     <w:next w:val="FootnoteText"/>
@@ -2253,15 +3907,14 @@
     <w:unhideWhenUsed/>
     <w:qFormat/>
     <w:pPr>
-      <w:spacing w:after="0" w:before="0" w:line="240" w:lineRule="auto"/>
-      <w:ind w:firstLine="0" w:left="0" w:right="0"/>
+      <w:spacing w:before="0" w:after="140" w:line="276" w:lineRule="exact"/>
     </w:pPr>
     <w:rPr>
       <w:sz w:val="24"/>
       <w:szCs w:val="24"/>
     </w:rPr>
   </w:style>
-  <w:style w:styleId="FootnoteBlockText" w:type="paragraph">
+  <w:style w:type="paragraph" w:styleId="FootnoteBlockText">
     <w:name w:val="Footnote Block Text"/>
     <w:basedOn w:val="FootnoteText"/>
     <w:next w:val="FootnoteText"/>
@@ -2269,38 +3922,29 @@
     <w:unhideWhenUsed/>
     <w:qFormat/>
     <w:pPr>
-      <w:spacing w:after="100" w:before="100"/>
-      <w:ind w:firstLine="0" w:left="480" w:right="480"/>
+      <w:spacing w:before="276" w:after="276"/>
+      <w:ind w:firstLine="0" w:left="720" w:right="720"/>
     </w:pPr>
   </w:style>
-  <w:style w:default="1" w:styleId="DefaultParagraphFont" w:type="character">
+  <w:style w:type="character" w:default="1" w:styleId="DefaultParagraphFont">
     <w:name w:val="Default Paragraph Font"/>
     <w:semiHidden/>
     <w:unhideWhenUsed/>
   </w:style>
-  <w:style w:default="1" w:styleId="Table" w:type="table">
+  <w:style w:type="table" w:default="1" w:styleId="Table">
     <w:name w:val="Table"/>
     <w:basedOn w:val="TableNormal"/>
-    <w:semiHidden/>
-    <w:unhideWhenUsed/>
     <w:qFormat/>
     <w:tblPr>
-      <w:tblInd w:type="dxa" w:w="0"/>
+      <w:tblInd w:w="0" w:type="dxa"/>
       <w:tblCellMar>
-        <w:top w:type="dxa" w:w="0"/>
-        <w:left w:type="dxa" w:w="108"/>
-        <w:bottom w:type="dxa" w:w="0"/>
-        <w:right w:type="dxa" w:w="108"/>
+        <w:top w:w="0" w:type="dxa"/>
+        <w:left w:w="108" w:type="dxa"/>
+        <w:bottom w:w="0" w:type="dxa"/>
+        <w:right w:w="108" w:type="dxa"/>
       </w:tblCellMar>
     </w:tblPr>
     <w:tblStylePr w:type="firstRow">
-      <w:tblPr>
-        <w:jc w:val="left"/>
-        <w:tblInd w:type="dxa" w:w="0"/>
-      </w:tblPr>
-      <w:trPr>
-        <w:jc w:val="left"/>
-      </w:trPr>
       <w:tcPr>
         <w:tcBorders>
           <w:bottom w:val="single"/>
@@ -2309,7 +3953,7 @@
       </w:tcPr>
     </w:tblStylePr>
   </w:style>
-  <w:style w:customStyle="1" w:styleId="DefinitionTerm" w:type="paragraph">
+  <w:style w:type="paragraph" w:customStyle="1" w:styleId="DefinitionTerm">
     <w:name w:val="Definition Term"/>
     <w:basedOn w:val="Normal"/>
     <w:next w:val="Definition"/>
@@ -2322,75 +3966,75 @@
       <w:b/>
     </w:rPr>
   </w:style>
-  <w:style w:customStyle="1" w:styleId="Definition" w:type="paragraph">
+  <w:style w:type="paragraph" w:customStyle="1" w:styleId="Definition">
     <w:name w:val="Definition"/>
     <w:basedOn w:val="Normal"/>
   </w:style>
-  <w:style w:styleId="Caption" w:type="paragraph">
+  <w:style w:type="paragraph" w:styleId="Caption">
     <w:name w:val="Caption"/>
     <w:basedOn w:val="Normal"/>
     <w:link w:val="BodyTextChar"/>
     <w:pPr>
-      <w:spacing w:after="120" w:before="0"/>
+      <w:spacing w:before="0" w:after="120"/>
     </w:pPr>
     <w:rPr>
       <w:i/>
     </w:rPr>
   </w:style>
-  <w:style w:customStyle="1" w:styleId="TableCaption" w:type="paragraph">
+  <w:style w:type="paragraph" w:customStyle="1" w:styleId="TableCaption">
     <w:name w:val="Table Caption"/>
     <w:basedOn w:val="Caption"/>
     <w:pPr>
       <w:keepNext/>
     </w:pPr>
   </w:style>
-  <w:style w:customStyle="1" w:styleId="ImageCaption" w:type="paragraph">
+  <w:style w:type="paragraph" w:customStyle="1" w:styleId="ImageCaption">
     <w:name w:val="Image Caption"/>
     <w:basedOn w:val="Caption"/>
   </w:style>
-  <w:style w:customStyle="1" w:styleId="Figure" w:type="paragraph">
+  <w:style w:type="paragraph" w:customStyle="1" w:styleId="Figure">
     <w:name w:val="Figure"/>
     <w:basedOn w:val="Normal"/>
   </w:style>
-  <w:style w:customStyle="1" w:styleId="CaptionedFigure" w:type="paragraph">
+  <w:style w:type="paragraph" w:customStyle="1" w:styleId="CaptionedFigure">
     <w:name w:val="Captioned Figure"/>
     <w:basedOn w:val="Figure"/>
     <w:pPr>
       <w:keepNext/>
     </w:pPr>
   </w:style>
-  <w:style w:customStyle="1" w:styleId="BodyTextChar" w:type="character">
+  <w:style w:type="character" w:customStyle="1" w:styleId="BodyTextChar">
     <w:name w:val="Body Text Char"/>
     <w:basedOn w:val="DefaultParagraphFont"/>
     <w:link w:val="BodyText"/>
   </w:style>
-  <w:style w:customStyle="1" w:styleId="VerbatimChar" w:type="character">
+  <w:style w:type="character" w:customStyle="1" w:styleId="VerbatimChar">
     <w:name w:val="Verbatim Char"/>
     <w:basedOn w:val="BodyTextChar"/>
     <w:rPr>
-      <w:rFonts w:ascii="EB Garamond" w:cs="EB Garamond" w:eastAsia="EB Garamond" w:hAnsi="EB Garamond"/>
-      <w:sz w:val="24"/>
-    </w:rPr>
-  </w:style>
-  <w:style w:customStyle="1" w:styleId="SectionNumber" w:type="character">
+      <w:rFonts w:ascii="Consolas" w:hAnsi="Consolas"/>
+      <w:sz w:val="22"/>
+    </w:rPr>
+  </w:style>
+  <w:style w:type="character" w:customStyle="1" w:styleId="SectionNumber">
     <w:name w:val="Section Number"/>
     <w:basedOn w:val="BodyTextChar"/>
   </w:style>
-  <w:style w:styleId="FootnoteReference" w:type="character">
+  <w:style w:type="character" w:styleId="FootnoteReference">
     <w:name w:val="Footnote Reference"/>
     <w:basedOn w:val="BodyTextChar"/>
     <w:rPr>
       <w:vertAlign w:val="superscript"/>
     </w:rPr>
   </w:style>
-  <w:style w:styleId="Hyperlink" w:type="character">
+  <w:style w:type="character" w:styleId="Hyperlink">
     <w:name w:val="Hyperlink"/>
     <w:basedOn w:val="BodyTextChar"/>
     <w:rPr>
       <w:color w:val="000000"/>
     </w:rPr>
   </w:style>
-  <w:style w:styleId="TOCHeading" w:type="paragraph">
+  <w:style w:type="paragraph" w:styleId="TOCHeading">
     <w:name w:val="TOC Heading"/>
     <w:basedOn w:val="Heading1"/>
     <w:next w:val="BodyText"/>
@@ -2402,61 +4046,28 @@
       <w:outlineLvl w:val="9"/>
     </w:pPr>
     <w:rPr>
-      <w:rFonts w:ascii="EB Garamond" w:cs="EB Garamond" w:eastAsia="EB Garamond" w:hAnsi="EB Garamond"/>
+      <w:rFonts w:asciiTheme="majorHAnsi" w:eastAsiaTheme="majorEastAsia" w:hAnsiTheme="majorHAnsi" w:cstheme="majorBidi"/>
       <w:b w:val="0"/>
       <w:bCs w:val="0"/>
-      <w:color w:val="000000"/>
-    </w:rPr>
-  </w:style>
-  <w:style w:customStyle="1" w:styleId="CounselBlock" w:type="paragraph">
-    <w:name w:val="Counsel Block"/>
-    <w:basedOn w:val="Normal"/>
+      <w:color w:val="365F91" w:themeColor="accent1" w:themeShade="BF"/>
+    </w:rPr>
+  </w:style>
+  <w:style w:type="paragraph" w:customStyle="1" w:styleId="BodyTextNote">
+    <w:name w:val="Body Text Note"/>
+    <w:basedOn w:val="BodyText"/>
     <w:qFormat/>
     <w:pPr>
-      <w:spacing w:after="0" w:before="0" w:line="240" w:lineRule="auto"/>
+      <w:widowControl w:val="0"/>
     </w:pPr>
-    <w:rPr/>
-  </w:style>
-  <w:style w:customStyle="1" w:styleId="CourtTitle" w:type="paragraph">
-    <w:name w:val="Court Title"/>
-    <w:basedOn w:val="Normal"/>
+  </w:style>
+  <w:style w:type="paragraph" w:customStyle="1" w:styleId="BodyTextKeep">
+    <w:name w:val="Body Text Keep"/>
+    <w:basedOn w:val="BodyText"/>
     <w:qFormat/>
     <w:pPr>
-      <w:spacing w:after="0" w:before="0" w:line="240" w:lineRule="auto"/>
-      <w:jc w:val="center"/>
+      <w:keepNext/>
+      <w:keepLines/>
     </w:pPr>
-    <w:rPr>
-      <w:b/>
-      <w:bCs/>
-    </w:rPr>
-  </w:style>
-  <w:style w:customStyle="1" w:styleId="CaptionText" w:type="paragraph">
-    <w:name w:val="Caption Text"/>
-    <w:basedOn w:val="Normal"/>
-    <w:qFormat/>
-    <w:pPr>
-      <w:spacing w:after="0" w:before="0" w:line="240" w:lineRule="auto"/>
-    </w:pPr>
-    <w:rPr/>
-  </w:style>
-  <w:style w:customStyle="1" w:styleId="SignatureBlock" w:type="paragraph">
-    <w:name w:val="Signature Block"/>
-    <w:basedOn w:val="Normal"/>
-    <w:qFormat/>
-    <w:pPr>
-      <w:spacing w:after="0" w:before="0" w:line="240" w:lineRule="auto"/>
-    </w:pPr>
-    <w:rPr/>
-  </w:style>
-  <w:style w:type="paragraph" w:customStyle="1" w:styleId="CounselBlock">
-    <w:name w:val="CounselBlock"/>
-    <w:basedOn w:val="BodyText"/>
-    <w:qFormat/>
-  </w:style>
-  <w:style w:type="paragraph" w:customStyle="1" w:styleId="CourtTitle">
-    <w:name w:val="CourtTitle"/>
-    <w:basedOn w:val="BodyText"/>
-    <w:qFormat/>
   </w:style>
   <w:style w:type="paragraph" w:customStyle="1" w:styleId="SourceCode">
     <w:name w:val="Source Code"/>

--- a/courts/ninth-circuit/hawaii/federal/bankruptcy-district/adversary-complaint/usage/OUTPUT-adversary-complaint.docx
+++ b/courts/ninth-circuit/hawaii/federal/bankruptcy-district/adversary-complaint/usage/OUTPUT-adversary-complaint.docx
@@ -1023,6 +1023,30 @@
           </w:p>
         </w:tc>
       </w:tr>
+    </w:tbl>
+    <w:p>
+      <w:pPr>
+        <w:spacing w:before="0" w:after="0" w:line="2" w:lineRule="exact"/>
+        <w:ind w:left="0" w:firstLine="0"/>
+        <w:jc w:val="left"/>
+      </w:pPr>
+    </w:p>
+    <w:tbl>
+      <w:tblPr>
+        <w:tblW w:w="9360" w:type="dxa"/>
+        <w:tblLayout w:type="fixed"/>
+        <w:tblCellMar>
+          <w:top w:w="0" w:type="dxa"/>
+          <w:left w:w="0" w:type="dxa"/>
+          <w:bottom w:w="0" w:type="dxa"/>
+          <w:right w:w="0" w:type="dxa"/>
+        </w:tblCellMar>
+        <w:tblLook w:val="0000" w:firstRow="0" w:lastRow="0" w:firstColumn="0" w:lastColumn="0" w:noHBand="0" w:noVBand="0"/>
+      </w:tblPr>
+      <w:tblGrid>
+        <w:gridCol w:w="4680"/>
+        <w:gridCol w:w="4680"/>
+      </w:tblGrid>
       <w:tr>
         <w:trPr>
           <w:cantSplit/>
